--- a/2026 files/QA DOCUMENTS/APQR 2025/INFUSION/50G APQR 2025.docx
+++ b/2026 files/QA DOCUMENTS/APQR 2025/INFUSION/50G APQR 2025.docx
@@ -818,7 +818,25 @@
           <w:sz w:val="22"/>
           <w:szCs w:val="22"/>
         </w:rPr>
-        <w:t>: JANUARY – DECEMBER, 2025</w:t>
+        <w:t xml:space="preserve">: JANUARY – </w:t>
+      </w:r>
+      <w:proofErr w:type="gramStart"/>
+      <w:r>
+        <w:rPr>
+          <w:rFonts w:asciiTheme="minorHAnsi" w:hAnsiTheme="minorHAnsi" w:cstheme="minorHAnsi"/>
+          <w:sz w:val="22"/>
+          <w:szCs w:val="22"/>
+        </w:rPr>
+        <w:t>DECEMBER,</w:t>
+      </w:r>
+      <w:proofErr w:type="gramEnd"/>
+      <w:r>
+        <w:rPr>
+          <w:rFonts w:asciiTheme="minorHAnsi" w:hAnsiTheme="minorHAnsi" w:cstheme="minorHAnsi"/>
+          <w:sz w:val="22"/>
+          <w:szCs w:val="22"/>
+        </w:rPr>
+        <w:t xml:space="preserve"> 2025</w:t>
       </w:r>
     </w:p>
     <w:p>
@@ -11391,7 +11409,47 @@
                 <w:sz w:val="22"/>
                 <w:szCs w:val="22"/>
               </w:rPr>
-              <w:t>Alert limit minimum well within the specification limit, control limit existing within the specification limit.</w:t>
+              <w:t xml:space="preserve">Alert </w:t>
+            </w:r>
+            <w:proofErr w:type="gramStart"/>
+            <w:r>
+              <w:rPr>
+                <w:rFonts w:asciiTheme="minorHAnsi" w:hAnsiTheme="minorHAnsi" w:cstheme="minorHAnsi"/>
+                <w:b/>
+                <w:sz w:val="22"/>
+                <w:szCs w:val="22"/>
+              </w:rPr>
+              <w:t>limit</w:t>
+            </w:r>
+            <w:proofErr w:type="gramEnd"/>
+            <w:r>
+              <w:rPr>
+                <w:rFonts w:asciiTheme="minorHAnsi" w:hAnsiTheme="minorHAnsi" w:cstheme="minorHAnsi"/>
+                <w:b/>
+                <w:sz w:val="22"/>
+                <w:szCs w:val="22"/>
+              </w:rPr>
+              <w:t xml:space="preserve"> minimum well within the specification limit, control limit </w:t>
+            </w:r>
+            <w:proofErr w:type="gramStart"/>
+            <w:r>
+              <w:rPr>
+                <w:rFonts w:asciiTheme="minorHAnsi" w:hAnsiTheme="minorHAnsi" w:cstheme="minorHAnsi"/>
+                <w:b/>
+                <w:sz w:val="22"/>
+                <w:szCs w:val="22"/>
+              </w:rPr>
+              <w:t>existing</w:t>
+            </w:r>
+            <w:proofErr w:type="gramEnd"/>
+            <w:r>
+              <w:rPr>
+                <w:rFonts w:asciiTheme="minorHAnsi" w:hAnsiTheme="minorHAnsi" w:cstheme="minorHAnsi"/>
+                <w:b/>
+                <w:sz w:val="22"/>
+                <w:szCs w:val="22"/>
+              </w:rPr>
+              <w:t xml:space="preserve"> within the specification limit.</w:t>
             </w:r>
           </w:p>
         </w:tc>
@@ -12041,7 +12099,47 @@
                 <w:sz w:val="22"/>
                 <w:szCs w:val="22"/>
               </w:rPr>
-              <w:t>Alert limit minimum well within the specification limit, control limit existing within the specification limit.</w:t>
+              <w:t xml:space="preserve">Alert </w:t>
+            </w:r>
+            <w:proofErr w:type="gramStart"/>
+            <w:r>
+              <w:rPr>
+                <w:rFonts w:asciiTheme="minorHAnsi" w:hAnsiTheme="minorHAnsi" w:cstheme="minorHAnsi"/>
+                <w:b/>
+                <w:sz w:val="22"/>
+                <w:szCs w:val="22"/>
+              </w:rPr>
+              <w:t>limit</w:t>
+            </w:r>
+            <w:proofErr w:type="gramEnd"/>
+            <w:r>
+              <w:rPr>
+                <w:rFonts w:asciiTheme="minorHAnsi" w:hAnsiTheme="minorHAnsi" w:cstheme="minorHAnsi"/>
+                <w:b/>
+                <w:sz w:val="22"/>
+                <w:szCs w:val="22"/>
+              </w:rPr>
+              <w:t xml:space="preserve"> minimum well within the specification limit, control limit </w:t>
+            </w:r>
+            <w:proofErr w:type="gramStart"/>
+            <w:r>
+              <w:rPr>
+                <w:rFonts w:asciiTheme="minorHAnsi" w:hAnsiTheme="minorHAnsi" w:cstheme="minorHAnsi"/>
+                <w:b/>
+                <w:sz w:val="22"/>
+                <w:szCs w:val="22"/>
+              </w:rPr>
+              <w:t>existing</w:t>
+            </w:r>
+            <w:proofErr w:type="gramEnd"/>
+            <w:r>
+              <w:rPr>
+                <w:rFonts w:asciiTheme="minorHAnsi" w:hAnsiTheme="minorHAnsi" w:cstheme="minorHAnsi"/>
+                <w:b/>
+                <w:sz w:val="22"/>
+                <w:szCs w:val="22"/>
+              </w:rPr>
+              <w:t xml:space="preserve"> within the specification limit.</w:t>
             </w:r>
           </w:p>
         </w:tc>
@@ -16675,15 +16773,51 @@
           <w:sz w:val="22"/>
           <w:szCs w:val="22"/>
         </w:rPr>
-        <w:t>No process deviation was reported from the standard processes for batches manufactured during the period Jan., 202</w:t>
-      </w:r>
-      <w:r>
-        <w:rPr>
-          <w:rFonts w:asciiTheme="minorHAnsi" w:hAnsiTheme="minorHAnsi" w:cstheme="minorHAnsi"/>
-          <w:sz w:val="22"/>
-          <w:szCs w:val="22"/>
-        </w:rPr>
-        <w:t>5 to Dec., 2025</w:t>
+        <w:t xml:space="preserve">No process deviation was reported from the standard processes for batches manufactured during the period </w:t>
+      </w:r>
+      <w:proofErr w:type="gramStart"/>
+      <w:r>
+        <w:rPr>
+          <w:rFonts w:asciiTheme="minorHAnsi" w:hAnsiTheme="minorHAnsi" w:cstheme="minorHAnsi"/>
+          <w:sz w:val="22"/>
+          <w:szCs w:val="22"/>
+        </w:rPr>
+        <w:t>Jan.,</w:t>
+      </w:r>
+      <w:proofErr w:type="gramEnd"/>
+      <w:r>
+        <w:rPr>
+          <w:rFonts w:asciiTheme="minorHAnsi" w:hAnsiTheme="minorHAnsi" w:cstheme="minorHAnsi"/>
+          <w:sz w:val="22"/>
+          <w:szCs w:val="22"/>
+        </w:rPr>
+        <w:t xml:space="preserve"> 202</w:t>
+      </w:r>
+      <w:r>
+        <w:rPr>
+          <w:rFonts w:asciiTheme="minorHAnsi" w:hAnsiTheme="minorHAnsi" w:cstheme="minorHAnsi"/>
+          <w:sz w:val="22"/>
+          <w:szCs w:val="22"/>
+        </w:rPr>
+        <w:t xml:space="preserve">5 to </w:t>
+      </w:r>
+      <w:proofErr w:type="gramStart"/>
+      <w:r>
+        <w:rPr>
+          <w:rFonts w:asciiTheme="minorHAnsi" w:hAnsiTheme="minorHAnsi" w:cstheme="minorHAnsi"/>
+          <w:sz w:val="22"/>
+          <w:szCs w:val="22"/>
+        </w:rPr>
+        <w:t>Dec.,</w:t>
+      </w:r>
+      <w:proofErr w:type="gramEnd"/>
+      <w:r>
+        <w:rPr>
+          <w:rFonts w:asciiTheme="minorHAnsi" w:hAnsiTheme="minorHAnsi" w:cstheme="minorHAnsi"/>
+          <w:sz w:val="22"/>
+          <w:szCs w:val="22"/>
+        </w:rPr>
+        <w:t xml:space="preserve"> 2025</w:t>
       </w:r>
       <w:r>
         <w:rPr>
@@ -16794,8 +16928,20 @@
           <w:sz w:val="22"/>
           <w:szCs w:val="22"/>
         </w:rPr>
-        <w:t>3.5.3 NON CONFORMANCE</w:t>
-      </w:r>
+        <w:t xml:space="preserve">3.5.3 </w:t>
+      </w:r>
+      <w:proofErr w:type="gramStart"/>
+      <w:r>
+        <w:rPr>
+          <w:rFonts w:asciiTheme="minorHAnsi" w:hAnsiTheme="minorHAnsi" w:cstheme="minorHAnsi"/>
+          <w:b/>
+          <w:bCs/>
+          <w:sz w:val="22"/>
+          <w:szCs w:val="22"/>
+        </w:rPr>
+        <w:t>NON CONFORMANCE</w:t>
+      </w:r>
+      <w:proofErr w:type="gramEnd"/>
     </w:p>
     <w:p>
       <w:pPr>
@@ -16894,7 +17040,43 @@
           <w:sz w:val="22"/>
           <w:szCs w:val="22"/>
         </w:rPr>
-        <w:t>There was no batch failure observed during the period Jan., 2025 to Dec., 2025.</w:t>
+        <w:t xml:space="preserve">There was no batch failure observed during the period </w:t>
+      </w:r>
+      <w:proofErr w:type="gramStart"/>
+      <w:r>
+        <w:rPr>
+          <w:rFonts w:asciiTheme="minorHAnsi" w:hAnsiTheme="minorHAnsi" w:cstheme="minorHAnsi"/>
+          <w:sz w:val="22"/>
+          <w:szCs w:val="22"/>
+        </w:rPr>
+        <w:t>Jan.,</w:t>
+      </w:r>
+      <w:proofErr w:type="gramEnd"/>
+      <w:r>
+        <w:rPr>
+          <w:rFonts w:asciiTheme="minorHAnsi" w:hAnsiTheme="minorHAnsi" w:cstheme="minorHAnsi"/>
+          <w:sz w:val="22"/>
+          <w:szCs w:val="22"/>
+        </w:rPr>
+        <w:t xml:space="preserve"> 2025 to </w:t>
+      </w:r>
+      <w:proofErr w:type="gramStart"/>
+      <w:r>
+        <w:rPr>
+          <w:rFonts w:asciiTheme="minorHAnsi" w:hAnsiTheme="minorHAnsi" w:cstheme="minorHAnsi"/>
+          <w:sz w:val="22"/>
+          <w:szCs w:val="22"/>
+        </w:rPr>
+        <w:t>Dec.,</w:t>
+      </w:r>
+      <w:proofErr w:type="gramEnd"/>
+      <w:r>
+        <w:rPr>
+          <w:rFonts w:asciiTheme="minorHAnsi" w:hAnsiTheme="minorHAnsi" w:cstheme="minorHAnsi"/>
+          <w:sz w:val="22"/>
+          <w:szCs w:val="22"/>
+        </w:rPr>
+        <w:t xml:space="preserve"> 2025.</w:t>
       </w:r>
     </w:p>
     <w:p>
@@ -17005,7 +17187,43 @@
           <w:sz w:val="22"/>
           <w:szCs w:val="22"/>
         </w:rPr>
-        <w:t>throughout the period Jan., 2025 to Dec., 2025</w:t>
+        <w:t xml:space="preserve">throughout the period </w:t>
+      </w:r>
+      <w:proofErr w:type="gramStart"/>
+      <w:r>
+        <w:rPr>
+          <w:rFonts w:asciiTheme="minorHAnsi" w:hAnsiTheme="minorHAnsi" w:cstheme="minorHAnsi"/>
+          <w:sz w:val="22"/>
+          <w:szCs w:val="22"/>
+        </w:rPr>
+        <w:t>Jan.,</w:t>
+      </w:r>
+      <w:proofErr w:type="gramEnd"/>
+      <w:r>
+        <w:rPr>
+          <w:rFonts w:asciiTheme="minorHAnsi" w:hAnsiTheme="minorHAnsi" w:cstheme="minorHAnsi"/>
+          <w:sz w:val="22"/>
+          <w:szCs w:val="22"/>
+        </w:rPr>
+        <w:t xml:space="preserve"> 2025 to </w:t>
+      </w:r>
+      <w:proofErr w:type="gramStart"/>
+      <w:r>
+        <w:rPr>
+          <w:rFonts w:asciiTheme="minorHAnsi" w:hAnsiTheme="minorHAnsi" w:cstheme="minorHAnsi"/>
+          <w:sz w:val="22"/>
+          <w:szCs w:val="22"/>
+        </w:rPr>
+        <w:t>Dec.,</w:t>
+      </w:r>
+      <w:proofErr w:type="gramEnd"/>
+      <w:r>
+        <w:rPr>
+          <w:rFonts w:asciiTheme="minorHAnsi" w:hAnsiTheme="minorHAnsi" w:cstheme="minorHAnsi"/>
+          <w:sz w:val="22"/>
+          <w:szCs w:val="22"/>
+        </w:rPr>
+        <w:t xml:space="preserve"> 2025</w:t>
       </w:r>
       <w:r>
         <w:rPr>
@@ -17407,7 +17625,25 @@
           <w:sz w:val="22"/>
           <w:szCs w:val="22"/>
         </w:rPr>
-        <w:t xml:space="preserve">Up till now there is no market complaint received for this product during the period </w:t>
+        <w:t xml:space="preserve">Up till now there </w:t>
+      </w:r>
+      <w:proofErr w:type="gramStart"/>
+      <w:r>
+        <w:rPr>
+          <w:rFonts w:asciiTheme="minorHAnsi" w:hAnsiTheme="minorHAnsi" w:cstheme="minorHAnsi"/>
+          <w:sz w:val="22"/>
+          <w:szCs w:val="22"/>
+        </w:rPr>
+        <w:t>is</w:t>
+      </w:r>
+      <w:proofErr w:type="gramEnd"/>
+      <w:r>
+        <w:rPr>
+          <w:rFonts w:asciiTheme="minorHAnsi" w:hAnsiTheme="minorHAnsi" w:cstheme="minorHAnsi"/>
+          <w:sz w:val="22"/>
+          <w:szCs w:val="22"/>
+        </w:rPr>
+        <w:t xml:space="preserve"> no market complaint received for this product during the period </w:t>
       </w:r>
       <w:r>
         <w:rPr>
@@ -17549,7 +17785,43 @@
           <w:sz w:val="22"/>
           <w:szCs w:val="22"/>
         </w:rPr>
-        <w:t>market for the period Jan., 2025 to Dec., 2025</w:t>
+        <w:t xml:space="preserve">market for the period </w:t>
+      </w:r>
+      <w:proofErr w:type="gramStart"/>
+      <w:r>
+        <w:rPr>
+          <w:rFonts w:asciiTheme="minorHAnsi" w:hAnsiTheme="minorHAnsi" w:cstheme="minorHAnsi"/>
+          <w:sz w:val="22"/>
+          <w:szCs w:val="22"/>
+        </w:rPr>
+        <w:t>Jan.,</w:t>
+      </w:r>
+      <w:proofErr w:type="gramEnd"/>
+      <w:r>
+        <w:rPr>
+          <w:rFonts w:asciiTheme="minorHAnsi" w:hAnsiTheme="minorHAnsi" w:cstheme="minorHAnsi"/>
+          <w:sz w:val="22"/>
+          <w:szCs w:val="22"/>
+        </w:rPr>
+        <w:t xml:space="preserve"> 2025 to </w:t>
+      </w:r>
+      <w:proofErr w:type="gramStart"/>
+      <w:r>
+        <w:rPr>
+          <w:rFonts w:asciiTheme="minorHAnsi" w:hAnsiTheme="minorHAnsi" w:cstheme="minorHAnsi"/>
+          <w:sz w:val="22"/>
+          <w:szCs w:val="22"/>
+        </w:rPr>
+        <w:t>Dec.,</w:t>
+      </w:r>
+      <w:proofErr w:type="gramEnd"/>
+      <w:r>
+        <w:rPr>
+          <w:rFonts w:asciiTheme="minorHAnsi" w:hAnsiTheme="minorHAnsi" w:cstheme="minorHAnsi"/>
+          <w:sz w:val="22"/>
+          <w:szCs w:val="22"/>
+        </w:rPr>
+        <w:t xml:space="preserve"> 2025</w:t>
       </w:r>
       <w:r>
         <w:rPr>
@@ -17643,8 +17915,45 @@
           <w:sz w:val="22"/>
           <w:szCs w:val="22"/>
         </w:rPr>
-        <w:t xml:space="preserve">      Up till now there is no batch recall for product during the period </w:t>
-      </w:r>
+        <w:t xml:space="preserve">      Up till now there </w:t>
+      </w:r>
+      <w:proofErr w:type="gramStart"/>
+      <w:r>
+        <w:rPr>
+          <w:rFonts w:asciiTheme="minorHAnsi" w:hAnsiTheme="minorHAnsi" w:cstheme="minorHAnsi"/>
+          <w:sz w:val="22"/>
+          <w:szCs w:val="22"/>
+        </w:rPr>
+        <w:t>is</w:t>
+      </w:r>
+      <w:proofErr w:type="gramEnd"/>
+      <w:r>
+        <w:rPr>
+          <w:rFonts w:asciiTheme="minorHAnsi" w:hAnsiTheme="minorHAnsi" w:cstheme="minorHAnsi"/>
+          <w:sz w:val="22"/>
+          <w:szCs w:val="22"/>
+        </w:rPr>
+        <w:t xml:space="preserve"> no batch recall for </w:t>
+      </w:r>
+      <w:proofErr w:type="gramStart"/>
+      <w:r>
+        <w:rPr>
+          <w:rFonts w:asciiTheme="minorHAnsi" w:hAnsiTheme="minorHAnsi" w:cstheme="minorHAnsi"/>
+          <w:sz w:val="22"/>
+          <w:szCs w:val="22"/>
+        </w:rPr>
+        <w:t>product</w:t>
+      </w:r>
+      <w:proofErr w:type="gramEnd"/>
+      <w:r>
+        <w:rPr>
+          <w:rFonts w:asciiTheme="minorHAnsi" w:hAnsiTheme="minorHAnsi" w:cstheme="minorHAnsi"/>
+          <w:sz w:val="22"/>
+          <w:szCs w:val="22"/>
+        </w:rPr>
+        <w:t xml:space="preserve"> during the period </w:t>
+      </w:r>
+      <w:proofErr w:type="gramStart"/>
       <w:r>
         <w:rPr>
           <w:rFonts w:asciiTheme="minorHAnsi" w:hAnsiTheme="minorHAnsi" w:cstheme="minorHAnsi"/>
@@ -17652,7 +17961,37 @@
           <w:sz w:val="22"/>
           <w:szCs w:val="22"/>
         </w:rPr>
-        <w:t>Jan., 2025 to Dec., 2025</w:t>
+        <w:t>Jan.,</w:t>
+      </w:r>
+      <w:proofErr w:type="gramEnd"/>
+      <w:r>
+        <w:rPr>
+          <w:rFonts w:asciiTheme="minorHAnsi" w:hAnsiTheme="minorHAnsi" w:cstheme="minorHAnsi"/>
+          <w:bCs/>
+          <w:sz w:val="22"/>
+          <w:szCs w:val="22"/>
+        </w:rPr>
+        <w:t xml:space="preserve"> 2025 to </w:t>
+      </w:r>
+      <w:proofErr w:type="gramStart"/>
+      <w:r>
+        <w:rPr>
+          <w:rFonts w:asciiTheme="minorHAnsi" w:hAnsiTheme="minorHAnsi" w:cstheme="minorHAnsi"/>
+          <w:bCs/>
+          <w:sz w:val="22"/>
+          <w:szCs w:val="22"/>
+        </w:rPr>
+        <w:t>Dec.,</w:t>
+      </w:r>
+      <w:proofErr w:type="gramEnd"/>
+      <w:r>
+        <w:rPr>
+          <w:rFonts w:asciiTheme="minorHAnsi" w:hAnsiTheme="minorHAnsi" w:cstheme="minorHAnsi"/>
+          <w:bCs/>
+          <w:sz w:val="22"/>
+          <w:szCs w:val="22"/>
+        </w:rPr>
+        <w:t xml:space="preserve"> 2025</w:t>
       </w:r>
       <w:r>
         <w:rPr>
@@ -17734,6 +18073,7 @@
         </w:rPr>
         <w:t xml:space="preserve">      There is no salvaging of goods for the period of </w:t>
       </w:r>
+      <w:proofErr w:type="gramStart"/>
       <w:r>
         <w:rPr>
           <w:rFonts w:asciiTheme="minorHAnsi" w:hAnsiTheme="minorHAnsi" w:cstheme="minorHAnsi"/>
@@ -17741,7 +18081,37 @@
           <w:sz w:val="22"/>
           <w:szCs w:val="22"/>
         </w:rPr>
-        <w:t>Jan., 2025 to Dec., 2025</w:t>
+        <w:t>Jan.,</w:t>
+      </w:r>
+      <w:proofErr w:type="gramEnd"/>
+      <w:r>
+        <w:rPr>
+          <w:rFonts w:asciiTheme="minorHAnsi" w:hAnsiTheme="minorHAnsi" w:cstheme="minorHAnsi"/>
+          <w:bCs w:val="0"/>
+          <w:sz w:val="22"/>
+          <w:szCs w:val="22"/>
+        </w:rPr>
+        <w:t xml:space="preserve"> 2025 to </w:t>
+      </w:r>
+      <w:proofErr w:type="gramStart"/>
+      <w:r>
+        <w:rPr>
+          <w:rFonts w:asciiTheme="minorHAnsi" w:hAnsiTheme="minorHAnsi" w:cstheme="minorHAnsi"/>
+          <w:bCs w:val="0"/>
+          <w:sz w:val="22"/>
+          <w:szCs w:val="22"/>
+        </w:rPr>
+        <w:t>Dec.,</w:t>
+      </w:r>
+      <w:proofErr w:type="gramEnd"/>
+      <w:r>
+        <w:rPr>
+          <w:rFonts w:asciiTheme="minorHAnsi" w:hAnsiTheme="minorHAnsi" w:cstheme="minorHAnsi"/>
+          <w:bCs w:val="0"/>
+          <w:sz w:val="22"/>
+          <w:szCs w:val="22"/>
+        </w:rPr>
+        <w:t xml:space="preserve"> 2025</w:t>
       </w:r>
       <w:r>
         <w:rPr>
@@ -18327,8 +18697,9 @@
           <w:sz w:val="22"/>
           <w:szCs w:val="22"/>
         </w:rPr>
-        <w:t>cturing formula since Jan., 2025 till Dec., 2025</w:t>
-      </w:r>
+        <w:t xml:space="preserve">cturing formula </w:t>
+      </w:r>
+      <w:proofErr w:type="gramStart"/>
       <w:r>
         <w:rPr>
           <w:rFonts w:asciiTheme="minorHAnsi" w:hAnsiTheme="minorHAnsi" w:cstheme="minorHAnsi"/>
@@ -18337,9 +18708,9 @@
           <w:sz w:val="22"/>
           <w:szCs w:val="22"/>
         </w:rPr>
-        <w:t xml:space="preserve"> and yearly </w:t>
-      </w:r>
-      <w:proofErr w:type="spellStart"/>
+        <w:t>since</w:t>
+      </w:r>
+      <w:proofErr w:type="gramEnd"/>
       <w:r>
         <w:rPr>
           <w:rFonts w:asciiTheme="minorHAnsi" w:hAnsiTheme="minorHAnsi" w:cstheme="minorHAnsi"/>
@@ -18348,9 +18719,9 @@
           <w:sz w:val="22"/>
           <w:szCs w:val="22"/>
         </w:rPr>
-        <w:t>APQR</w:t>
-      </w:r>
-      <w:proofErr w:type="spellEnd"/>
+        <w:t xml:space="preserve"> </w:t>
+      </w:r>
+      <w:proofErr w:type="gramStart"/>
       <w:r>
         <w:rPr>
           <w:rFonts w:asciiTheme="minorHAnsi" w:hAnsiTheme="minorHAnsi" w:cstheme="minorHAnsi"/>
@@ -18359,7 +18730,94 @@
           <w:sz w:val="22"/>
           <w:szCs w:val="22"/>
         </w:rPr>
-        <w:t xml:space="preserve"> data shows satisfactory trend throughout the period.  Also the retained samples prove that the product manufactured with the existing formulation is stable</w:t>
+        <w:t>Jan.,</w:t>
+      </w:r>
+      <w:proofErr w:type="gramEnd"/>
+      <w:r>
+        <w:rPr>
+          <w:rFonts w:asciiTheme="minorHAnsi" w:hAnsiTheme="minorHAnsi" w:cstheme="minorHAnsi"/>
+          <w:bCs/>
+          <w:color w:val="000000"/>
+          <w:sz w:val="22"/>
+          <w:szCs w:val="22"/>
+        </w:rPr>
+        <w:t xml:space="preserve"> 2025 till </w:t>
+      </w:r>
+      <w:proofErr w:type="gramStart"/>
+      <w:r>
+        <w:rPr>
+          <w:rFonts w:asciiTheme="minorHAnsi" w:hAnsiTheme="minorHAnsi" w:cstheme="minorHAnsi"/>
+          <w:bCs/>
+          <w:color w:val="000000"/>
+          <w:sz w:val="22"/>
+          <w:szCs w:val="22"/>
+        </w:rPr>
+        <w:t>Dec.,</w:t>
+      </w:r>
+      <w:proofErr w:type="gramEnd"/>
+      <w:r>
+        <w:rPr>
+          <w:rFonts w:asciiTheme="minorHAnsi" w:hAnsiTheme="minorHAnsi" w:cstheme="minorHAnsi"/>
+          <w:bCs/>
+          <w:color w:val="000000"/>
+          <w:sz w:val="22"/>
+          <w:szCs w:val="22"/>
+        </w:rPr>
+        <w:t xml:space="preserve"> 2025</w:t>
+      </w:r>
+      <w:r>
+        <w:rPr>
+          <w:rFonts w:asciiTheme="minorHAnsi" w:hAnsiTheme="minorHAnsi" w:cstheme="minorHAnsi"/>
+          <w:bCs/>
+          <w:color w:val="000000"/>
+          <w:sz w:val="22"/>
+          <w:szCs w:val="22"/>
+        </w:rPr>
+        <w:t xml:space="preserve"> and yearly </w:t>
+      </w:r>
+      <w:proofErr w:type="spellStart"/>
+      <w:r>
+        <w:rPr>
+          <w:rFonts w:asciiTheme="minorHAnsi" w:hAnsiTheme="minorHAnsi" w:cstheme="minorHAnsi"/>
+          <w:bCs/>
+          <w:color w:val="000000"/>
+          <w:sz w:val="22"/>
+          <w:szCs w:val="22"/>
+        </w:rPr>
+        <w:t>APQR</w:t>
+      </w:r>
+      <w:proofErr w:type="spellEnd"/>
+      <w:r>
+        <w:rPr>
+          <w:rFonts w:asciiTheme="minorHAnsi" w:hAnsiTheme="minorHAnsi" w:cstheme="minorHAnsi"/>
+          <w:bCs/>
+          <w:color w:val="000000"/>
+          <w:sz w:val="22"/>
+          <w:szCs w:val="22"/>
+        </w:rPr>
+        <w:t xml:space="preserve"> data shows satisfactory trend throughout the period.  </w:t>
+      </w:r>
+      <w:proofErr w:type="gramStart"/>
+      <w:r>
+        <w:rPr>
+          <w:rFonts w:asciiTheme="minorHAnsi" w:hAnsiTheme="minorHAnsi" w:cstheme="minorHAnsi"/>
+          <w:bCs/>
+          <w:color w:val="000000"/>
+          <w:sz w:val="22"/>
+          <w:szCs w:val="22"/>
+        </w:rPr>
+        <w:t>Also</w:t>
+      </w:r>
+      <w:proofErr w:type="gramEnd"/>
+      <w:r>
+        <w:rPr>
+          <w:rFonts w:asciiTheme="minorHAnsi" w:hAnsiTheme="minorHAnsi" w:cstheme="minorHAnsi"/>
+          <w:bCs/>
+          <w:color w:val="000000"/>
+          <w:sz w:val="22"/>
+          <w:szCs w:val="22"/>
+        </w:rPr>
+        <w:t xml:space="preserve"> the retained samples prove that the product manufactured with the existing formulation is stable</w:t>
       </w:r>
       <w:r>
         <w:rPr>
@@ -18446,7 +18904,27 @@
           <w:sz w:val="22"/>
           <w:szCs w:val="22"/>
         </w:rPr>
-        <w:t xml:space="preserve">The data of environmental conditions during the manufacturing of all batches were reviewed and recorded in the </w:t>
+        <w:t xml:space="preserve">The data </w:t>
+      </w:r>
+      <w:proofErr w:type="gramStart"/>
+      <w:r>
+        <w:rPr>
+          <w:rFonts w:asciiTheme="minorHAnsi" w:hAnsiTheme="minorHAnsi" w:cstheme="minorHAnsi"/>
+          <w:color w:val="0C0C0C"/>
+          <w:sz w:val="22"/>
+          <w:szCs w:val="22"/>
+        </w:rPr>
+        <w:t>of</w:t>
+      </w:r>
+      <w:proofErr w:type="gramEnd"/>
+      <w:r>
+        <w:rPr>
+          <w:rFonts w:asciiTheme="minorHAnsi" w:hAnsiTheme="minorHAnsi" w:cstheme="minorHAnsi"/>
+          <w:color w:val="0C0C0C"/>
+          <w:sz w:val="22"/>
+          <w:szCs w:val="22"/>
+        </w:rPr>
+        <w:t xml:space="preserve"> environmental conditions during the manufacturing of all batches were reviewed and recorded in the </w:t>
       </w:r>
       <w:proofErr w:type="spellStart"/>
       <w:r>
@@ -18688,7 +19166,47 @@
           <w:sz w:val="22"/>
           <w:szCs w:val="22"/>
         </w:rPr>
-        <w:t xml:space="preserve">The critical equipment used during the manufacturing and analysis of the product were identified and overall performance of these equipment were evaluated by reviewing the breakdown and preventative maintenance records. </w:t>
+        <w:t xml:space="preserve">The critical equipment used during the manufacturing and analysis of the product were identified and overall performance of </w:t>
+      </w:r>
+      <w:proofErr w:type="gramStart"/>
+      <w:r>
+        <w:rPr>
+          <w:rFonts w:asciiTheme="minorHAnsi" w:hAnsiTheme="minorHAnsi" w:cstheme="minorHAnsi"/>
+          <w:color w:val="0C0C0C"/>
+          <w:sz w:val="22"/>
+          <w:szCs w:val="22"/>
+        </w:rPr>
+        <w:t>these equipment</w:t>
+      </w:r>
+      <w:proofErr w:type="gramEnd"/>
+      <w:r>
+        <w:rPr>
+          <w:rFonts w:asciiTheme="minorHAnsi" w:hAnsiTheme="minorHAnsi" w:cstheme="minorHAnsi"/>
+          <w:color w:val="0C0C0C"/>
+          <w:sz w:val="22"/>
+          <w:szCs w:val="22"/>
+        </w:rPr>
+        <w:t xml:space="preserve"> </w:t>
+      </w:r>
+      <w:proofErr w:type="gramStart"/>
+      <w:r>
+        <w:rPr>
+          <w:rFonts w:asciiTheme="minorHAnsi" w:hAnsiTheme="minorHAnsi" w:cstheme="minorHAnsi"/>
+          <w:color w:val="0C0C0C"/>
+          <w:sz w:val="22"/>
+          <w:szCs w:val="22"/>
+        </w:rPr>
+        <w:t>were</w:t>
+      </w:r>
+      <w:proofErr w:type="gramEnd"/>
+      <w:r>
+        <w:rPr>
+          <w:rFonts w:asciiTheme="minorHAnsi" w:hAnsiTheme="minorHAnsi" w:cstheme="minorHAnsi"/>
+          <w:color w:val="0C0C0C"/>
+          <w:sz w:val="22"/>
+          <w:szCs w:val="22"/>
+        </w:rPr>
+        <w:t xml:space="preserve"> evaluated by reviewing the breakdown and preventative maintenance records. </w:t>
       </w:r>
     </w:p>
     <w:p>
@@ -18856,7 +19374,27 @@
           <w:sz w:val="22"/>
           <w:szCs w:val="22"/>
         </w:rPr>
-        <w:t xml:space="preserve">The reports of clinical and therapeutic performance of the products from major health institutions across the nation have proven the product to be safe and efficacious. No adverse reaction has been reported, no </w:t>
+        <w:t xml:space="preserve">The reports </w:t>
+      </w:r>
+      <w:proofErr w:type="gramStart"/>
+      <w:r>
+        <w:rPr>
+          <w:rFonts w:asciiTheme="minorHAnsi" w:hAnsiTheme="minorHAnsi" w:cstheme="minorHAnsi"/>
+          <w:bCs/>
+          <w:sz w:val="22"/>
+          <w:szCs w:val="22"/>
+        </w:rPr>
+        <w:t>of</w:t>
+      </w:r>
+      <w:proofErr w:type="gramEnd"/>
+      <w:r>
+        <w:rPr>
+          <w:rFonts w:asciiTheme="minorHAnsi" w:hAnsiTheme="minorHAnsi" w:cstheme="minorHAnsi"/>
+          <w:bCs/>
+          <w:sz w:val="22"/>
+          <w:szCs w:val="22"/>
+        </w:rPr>
+        <w:t xml:space="preserve"> clinical and therapeutic performance of the products from major health institutions across the nation have proven the product to be safe and efficacious. No adverse reaction has been reported, no </w:t>
       </w:r>
       <w:r>
         <w:rPr>
@@ -19461,13 +19999,23 @@
           <w:szCs w:val="22"/>
         </w:rPr>
       </w:pPr>
-      <w:r>
-        <w:rPr>
-          <w:rFonts w:asciiTheme="minorHAnsi" w:hAnsiTheme="minorHAnsi" w:cstheme="minorHAnsi"/>
-          <w:sz w:val="22"/>
-          <w:szCs w:val="22"/>
-        </w:rPr>
-        <w:t xml:space="preserve">With the exception of in-process Dextrose assay and finished product pH — both of which will be subject to enhanced monitoring and root cause investigation — all other parameters demonstrate satisfactory to excellent process capability. No out-of-specification results were recorded for any batch during the review period, confirming that the process, while capable of improvement in two areas, remains in a state of control. Corrective actions arising from capability investigations will be tracked under the CAPA system and reviewed at the next </w:t>
+      <w:proofErr w:type="gramStart"/>
+      <w:r>
+        <w:rPr>
+          <w:rFonts w:asciiTheme="minorHAnsi" w:hAnsiTheme="minorHAnsi" w:cstheme="minorHAnsi"/>
+          <w:sz w:val="22"/>
+          <w:szCs w:val="22"/>
+        </w:rPr>
+        <w:t>With the exception of</w:t>
+      </w:r>
+      <w:proofErr w:type="gramEnd"/>
+      <w:r>
+        <w:rPr>
+          <w:rFonts w:asciiTheme="minorHAnsi" w:hAnsiTheme="minorHAnsi" w:cstheme="minorHAnsi"/>
+          <w:sz w:val="22"/>
+          <w:szCs w:val="22"/>
+        </w:rPr>
+        <w:t xml:space="preserve"> in-process Dextrose assay and finished product pH — both of which will be subject to enhanced monitoring and root cause investigation — all other parameters demonstrate satisfactory to excellent process capability. No out-of-specification results were recorded for any batch during the review period, confirming that the process, while capable of improvement in two areas, remains in a state of control. Corrective actions arising from capability investigations will be tracked under the CAPA system and reviewed at the next </w:t>
       </w:r>
       <w:proofErr w:type="spellStart"/>
       <w:r>
@@ -19596,7 +20144,10 @@
               <w:fldChar w:fldCharType="end"/>
             </w:r>
             <w:r>
-              <w:t xml:space="preserve"> of 18</w:t>
+              <w:t xml:space="preserve"> of 1</w:t>
+            </w:r>
+            <w:r>
+              <w:t>9</w:t>
             </w:r>
           </w:p>
         </w:sdtContent>
@@ -19619,7 +20170,7 @@
       <mc:AlternateContent>
         <mc:Choice Requires="wps">
           <w:drawing>
-            <wp:anchor distT="0" distB="0" distL="114300" distR="114300" simplePos="0" relativeHeight="251661312" behindDoc="0" locked="0" layoutInCell="1" allowOverlap="1" wp14:anchorId="32B78346" wp14:editId="4533ECC5">
+            <wp:anchor distT="0" distB="0" distL="114300" distR="114300" simplePos="0" relativeHeight="251661312" behindDoc="0" locked="0" layoutInCell="1" allowOverlap="1" wp14:anchorId="32B78346" wp14:editId="778E0DF3">
               <wp:simplePos x="0" y="0"/>
               <wp:positionH relativeFrom="column">
                 <wp:posOffset>-784860</wp:posOffset>
@@ -19932,7 +20483,23 @@
               <w:rFonts w:eastAsia="Calibri"/>
               <w:lang w:val="fr-FR"/>
             </w:rPr>
-            <w:t xml:space="preserve">Document Code: </w:t>
+            <w:t xml:space="preserve">Document </w:t>
+          </w:r>
+          <w:proofErr w:type="gramStart"/>
+          <w:r>
+            <w:rPr>
+              <w:rFonts w:eastAsia="Calibri"/>
+              <w:lang w:val="fr-FR"/>
+            </w:rPr>
+            <w:t>Code:</w:t>
+          </w:r>
+          <w:proofErr w:type="gramEnd"/>
+          <w:r>
+            <w:rPr>
+              <w:rFonts w:eastAsia="Calibri"/>
+              <w:lang w:val="fr-FR"/>
+            </w:rPr>
+            <w:t xml:space="preserve"> </w:t>
           </w:r>
           <w:proofErr w:type="spellStart"/>
           <w:r>
@@ -20414,7 +20981,23 @@
               <w:rFonts w:eastAsia="Calibri"/>
               <w:lang w:val="fr-FR"/>
             </w:rPr>
-            <w:t xml:space="preserve">Document Code: </w:t>
+            <w:t xml:space="preserve">Document </w:t>
+          </w:r>
+          <w:proofErr w:type="gramStart"/>
+          <w:r>
+            <w:rPr>
+              <w:rFonts w:eastAsia="Calibri"/>
+              <w:lang w:val="fr-FR"/>
+            </w:rPr>
+            <w:t>Code:</w:t>
+          </w:r>
+          <w:proofErr w:type="gramEnd"/>
+          <w:r>
+            <w:rPr>
+              <w:rFonts w:eastAsia="Calibri"/>
+              <w:lang w:val="fr-FR"/>
+            </w:rPr>
+            <w:t xml:space="preserve"> </w:t>
           </w:r>
           <w:proofErr w:type="spellStart"/>
           <w:r>
@@ -20595,6 +21178,141 @@
     <w:pPr>
       <w:pStyle w:val="Header"/>
     </w:pPr>
+    <w:r>
+      <w:rPr>
+        <w:b/>
+        <w:bCs w:val="0"/>
+        <w:noProof/>
+        <w:sz w:val="24"/>
+        <w:szCs w:val="24"/>
+        <w:u w:val="single"/>
+      </w:rPr>
+      <mc:AlternateContent>
+        <mc:Choice Requires="wps">
+          <w:drawing>
+            <wp:anchor distT="0" distB="0" distL="114300" distR="114300" simplePos="0" relativeHeight="251663360" behindDoc="0" locked="0" layoutInCell="1" allowOverlap="1" wp14:anchorId="530B1238" wp14:editId="08132ED5">
+              <wp:simplePos x="0" y="0"/>
+              <wp:positionH relativeFrom="column">
+                <wp:posOffset>4667885</wp:posOffset>
+              </wp:positionH>
+              <wp:positionV relativeFrom="paragraph">
+                <wp:posOffset>-951865</wp:posOffset>
+              </wp:positionV>
+              <wp:extent cx="1839432" cy="446567"/>
+              <wp:effectExtent l="19050" t="19050" r="27940" b="10795"/>
+              <wp:wrapNone/>
+              <wp:docPr id="121384721" name="Text Box 121384721"/>
+              <wp:cNvGraphicFramePr/>
+              <a:graphic xmlns:a="http://schemas.openxmlformats.org/drawingml/2006/main">
+                <a:graphicData uri="http://schemas.microsoft.com/office/word/2010/wordprocessingShape">
+                  <wps:wsp>
+                    <wps:cNvSpPr txBox="1"/>
+                    <wps:spPr>
+                      <a:xfrm>
+                        <a:off x="0" y="0"/>
+                        <a:ext cx="1839432" cy="446567"/>
+                      </a:xfrm>
+                      <a:prstGeom prst="roundRect">
+                        <a:avLst/>
+                      </a:prstGeom>
+                      <a:noFill/>
+                      <a:ln w="28575">
+                        <a:solidFill>
+                          <a:srgbClr val="00B050"/>
+                        </a:solidFill>
+                      </a:ln>
+                    </wps:spPr>
+                    <wps:style>
+                      <a:lnRef idx="2">
+                        <a:schemeClr val="dk1"/>
+                      </a:lnRef>
+                      <a:fillRef idx="1">
+                        <a:schemeClr val="lt1"/>
+                      </a:fillRef>
+                      <a:effectRef idx="0">
+                        <a:schemeClr val="dk1"/>
+                      </a:effectRef>
+                      <a:fontRef idx="minor">
+                        <a:schemeClr val="dk1"/>
+                      </a:fontRef>
+                    </wps:style>
+                    <wps:txbx>
+                      <w:txbxContent>
+                        <w:p>
+                          <w:pPr>
+                            <w:pStyle w:val="NoSpacing"/>
+                            <w:jc w:val="center"/>
+                            <w:rPr>
+                              <w:b/>
+                              <w:color w:val="00B050"/>
+                              <w:sz w:val="40"/>
+                              <w:szCs w:val="40"/>
+                            </w:rPr>
+                          </w:pPr>
+                          <w:r>
+                            <w:rPr>
+                              <w:b/>
+                              <w:color w:val="00B050"/>
+                              <w:sz w:val="40"/>
+                              <w:szCs w:val="40"/>
+                            </w:rPr>
+                            <w:t>MASTER COPY</w:t>
+                          </w:r>
+                        </w:p>
+                      </w:txbxContent>
+                    </wps:txbx>
+                    <wps:bodyPr rot="0" spcFirstLastPara="0" vertOverflow="overflow" horzOverflow="overflow" vert="horz" wrap="square" lIns="91440" tIns="45720" rIns="91440" bIns="45720" numCol="1" spcCol="0" rtlCol="0" fromWordArt="0" anchor="t" anchorCtr="0" forceAA="0" compatLnSpc="1">
+                      <a:prstTxWarp prst="textNoShape">
+                        <a:avLst/>
+                      </a:prstTxWarp>
+                      <a:noAutofit/>
+                    </wps:bodyPr>
+                  </wps:wsp>
+                </a:graphicData>
+              </a:graphic>
+              <wp14:sizeRelH relativeFrom="margin">
+                <wp14:pctWidth>0</wp14:pctWidth>
+              </wp14:sizeRelH>
+              <wp14:sizeRelV relativeFrom="margin">
+                <wp14:pctHeight>0</wp14:pctHeight>
+              </wp14:sizeRelV>
+            </wp:anchor>
+          </w:drawing>
+        </mc:Choice>
+        <mc:Fallback>
+          <w:pict>
+            <v:roundrect w14:anchorId="530B1238" id="Text Box 121384721" o:spid="_x0000_s1028" style="position:absolute;margin-left:367.55pt;margin-top:-74.95pt;width:144.85pt;height:35.15pt;z-index:251663360;visibility:visible;mso-wrap-style:square;mso-width-percent:0;mso-height-percent:0;mso-wrap-distance-left:9pt;mso-wrap-distance-top:0;mso-wrap-distance-right:9pt;mso-wrap-distance-bottom:0;mso-position-horizontal:absolute;mso-position-horizontal-relative:text;mso-position-vertical:absolute;mso-position-vertical-relative:text;mso-width-percent:0;mso-height-percent:0;mso-width-relative:margin;mso-height-relative:margin;v-text-anchor:top" arcsize="10923f" o:gfxdata="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" filled="f" strokecolor="#00b050" strokeweight="2.25pt">
+              <v:stroke joinstyle="miter"/>
+              <v:textbox>
+                <w:txbxContent>
+                  <w:p>
+                    <w:pPr>
+                      <w:pStyle w:val="NoSpacing"/>
+                      <w:jc w:val="center"/>
+                      <w:rPr>
+                        <w:b/>
+                        <w:color w:val="00B050"/>
+                        <w:sz w:val="40"/>
+                        <w:szCs w:val="40"/>
+                      </w:rPr>
+                    </w:pPr>
+                    <w:r>
+                      <w:rPr>
+                        <w:b/>
+                        <w:color w:val="00B050"/>
+                        <w:sz w:val="40"/>
+                        <w:szCs w:val="40"/>
+                      </w:rPr>
+                      <w:t>MASTER COPY</w:t>
+                    </w:r>
+                  </w:p>
+                </w:txbxContent>
+              </v:textbox>
+            </v:roundrect>
+          </w:pict>
+        </mc:Fallback>
+      </mc:AlternateContent>
+    </w:r>
   </w:p>
 </w:hdr>
 </file>

--- a/2026 files/QA DOCUMENTS/APQR 2025/INFUSION/50G APQR 2025.docx
+++ b/2026 files/QA DOCUMENTS/APQR 2025/INFUSION/50G APQR 2025.docx
@@ -388,21 +388,7 @@
         <w:rPr>
           <w:rFonts w:asciiTheme="minorHAnsi" w:hAnsiTheme="minorHAnsi" w:cstheme="minorHAnsi"/>
         </w:rPr>
-        <w:t xml:space="preserve">Intravenous Injection </w:t>
-      </w:r>
-      <w:proofErr w:type="spellStart"/>
-      <w:r>
-        <w:rPr>
-          <w:rFonts w:asciiTheme="minorHAnsi" w:hAnsiTheme="minorHAnsi" w:cstheme="minorHAnsi"/>
-        </w:rPr>
-        <w:t>B.P</w:t>
-      </w:r>
-      <w:proofErr w:type="spellEnd"/>
-      <w:r>
-        <w:rPr>
-          <w:rFonts w:asciiTheme="minorHAnsi" w:hAnsiTheme="minorHAnsi" w:cstheme="minorHAnsi"/>
-        </w:rPr>
-        <w:t xml:space="preserve"> 100ml</w:t>
+        <w:t>Intravenous Injection B.P 100ml</w:t>
       </w:r>
     </w:p>
     <w:p>
@@ -464,21 +450,7 @@
         <w:rPr>
           <w:rFonts w:asciiTheme="minorHAnsi" w:hAnsiTheme="minorHAnsi" w:cstheme="minorHAnsi"/>
         </w:rPr>
-        <w:t xml:space="preserve">Dextrose 50% w/v Intravenous Injection </w:t>
-      </w:r>
-      <w:proofErr w:type="spellStart"/>
-      <w:r>
-        <w:rPr>
-          <w:rFonts w:asciiTheme="minorHAnsi" w:hAnsiTheme="minorHAnsi" w:cstheme="minorHAnsi"/>
-        </w:rPr>
-        <w:t>B.P</w:t>
-      </w:r>
-      <w:proofErr w:type="spellEnd"/>
-      <w:r>
-        <w:rPr>
-          <w:rFonts w:asciiTheme="minorHAnsi" w:hAnsiTheme="minorHAnsi" w:cstheme="minorHAnsi"/>
-        </w:rPr>
-        <w:t xml:space="preserve"> 100ml</w:t>
+        <w:t>Dextrose 50% w/v Intravenous Injection B.P 100ml</w:t>
       </w:r>
     </w:p>
     <w:p>
@@ -578,21 +550,8 @@
         <w:t xml:space="preserve"> </w:t>
       </w:r>
       <w:r>
-        <w:t xml:space="preserve">Water for injection </w:t>
-      </w:r>
-      <w:proofErr w:type="spellStart"/>
-      <w:r>
-        <w:t>B.P</w:t>
-      </w:r>
-      <w:proofErr w:type="spellEnd"/>
-      <w:r>
-        <w:t xml:space="preserve">           </w:t>
-      </w:r>
-      <w:proofErr w:type="spellStart"/>
-      <w:r>
-        <w:t>q.s</w:t>
-      </w:r>
-      <w:proofErr w:type="spellEnd"/>
+        <w:t>Water for injection B.P           q.s</w:t>
+      </w:r>
     </w:p>
     <w:p>
       <w:pPr>
@@ -716,25 +675,7 @@
           <w:sz w:val="22"/>
           <w:szCs w:val="22"/>
         </w:rPr>
-        <w:t xml:space="preserve">: </w:t>
-      </w:r>
-      <w:proofErr w:type="spellStart"/>
-      <w:r>
-        <w:rPr>
-          <w:rFonts w:asciiTheme="minorHAnsi" w:hAnsiTheme="minorHAnsi" w:cstheme="minorHAnsi"/>
-          <w:sz w:val="22"/>
-          <w:szCs w:val="22"/>
-        </w:rPr>
-        <w:t>BML</w:t>
-      </w:r>
-      <w:proofErr w:type="spellEnd"/>
-      <w:r>
-        <w:rPr>
-          <w:rFonts w:asciiTheme="minorHAnsi" w:hAnsiTheme="minorHAnsi" w:cstheme="minorHAnsi"/>
-          <w:sz w:val="22"/>
-          <w:szCs w:val="22"/>
-        </w:rPr>
-        <w:t>/QA/MFR/016</w:t>
+        <w:t>: BML/QA/MFR/016</w:t>
       </w:r>
     </w:p>
     <w:p>
@@ -818,25 +759,7 @@
           <w:sz w:val="22"/>
           <w:szCs w:val="22"/>
         </w:rPr>
-        <w:t xml:space="preserve">: JANUARY – </w:t>
-      </w:r>
-      <w:proofErr w:type="gramStart"/>
-      <w:r>
-        <w:rPr>
-          <w:rFonts w:asciiTheme="minorHAnsi" w:hAnsiTheme="minorHAnsi" w:cstheme="minorHAnsi"/>
-          <w:sz w:val="22"/>
-          <w:szCs w:val="22"/>
-        </w:rPr>
-        <w:t>DECEMBER,</w:t>
-      </w:r>
-      <w:proofErr w:type="gramEnd"/>
-      <w:r>
-        <w:rPr>
-          <w:rFonts w:asciiTheme="minorHAnsi" w:hAnsiTheme="minorHAnsi" w:cstheme="minorHAnsi"/>
-          <w:sz w:val="22"/>
-          <w:szCs w:val="22"/>
-        </w:rPr>
-        <w:t xml:space="preserve"> 2025</w:t>
+        <w:t>: JANUARY – DECEMBER, 2025</w:t>
       </w:r>
     </w:p>
     <w:p>
@@ -1023,25 +946,7 @@
           <w:sz w:val="28"/>
           <w:szCs w:val="28"/>
         </w:rPr>
-        <w:t xml:space="preserve">1, </w:t>
-      </w:r>
-      <w:proofErr w:type="spellStart"/>
-      <w:r>
-        <w:rPr>
-          <w:rFonts w:asciiTheme="minorHAnsi" w:hAnsiTheme="minorHAnsi" w:cstheme="minorHAnsi"/>
-          <w:sz w:val="28"/>
-          <w:szCs w:val="28"/>
-        </w:rPr>
-        <w:t>Ohimege</w:t>
-      </w:r>
-      <w:proofErr w:type="spellEnd"/>
-      <w:r>
-        <w:rPr>
-          <w:rFonts w:asciiTheme="minorHAnsi" w:hAnsiTheme="minorHAnsi" w:cstheme="minorHAnsi"/>
-          <w:sz w:val="28"/>
-          <w:szCs w:val="28"/>
-        </w:rPr>
-        <w:t xml:space="preserve"> Road, Industrial Estate, Gaa- Imam, Ilorin</w:t>
+        <w:t>1, Ohimege Road, Industrial Estate, Gaa- Imam, Ilorin</w:t>
       </w:r>
       <w:r>
         <w:rPr>
@@ -1406,23 +1311,13 @@
                 <w:bCs/>
               </w:rPr>
             </w:pPr>
-            <w:proofErr w:type="spellStart"/>
             <w:r>
               <w:rPr>
                 <w:rFonts w:asciiTheme="minorHAnsi" w:hAnsiTheme="minorHAnsi" w:cstheme="minorHAnsi"/>
                 <w:b/>
                 <w:bCs/>
               </w:rPr>
-              <w:t>Robiu</w:t>
-            </w:r>
-            <w:proofErr w:type="spellEnd"/>
-            <w:r>
-              <w:rPr>
-                <w:rFonts w:asciiTheme="minorHAnsi" w:hAnsiTheme="minorHAnsi" w:cstheme="minorHAnsi"/>
-                <w:b/>
-                <w:bCs/>
-              </w:rPr>
-              <w:t xml:space="preserve"> Idowu M.</w:t>
+              <w:t>Robiu Idowu M.</w:t>
             </w:r>
           </w:p>
         </w:tc>
@@ -2381,43 +2276,7 @@
           <w:sz w:val="22"/>
           <w:szCs w:val="22"/>
         </w:rPr>
-        <w:t xml:space="preserve"> (see </w:t>
-      </w:r>
-      <w:proofErr w:type="spellStart"/>
-      <w:r>
-        <w:rPr>
-          <w:rFonts w:asciiTheme="minorHAnsi" w:hAnsiTheme="minorHAnsi" w:cstheme="minorHAnsi"/>
-          <w:sz w:val="22"/>
-          <w:szCs w:val="22"/>
-        </w:rPr>
-        <w:t>BML</w:t>
-      </w:r>
-      <w:proofErr w:type="spellEnd"/>
-      <w:r>
-        <w:rPr>
-          <w:rFonts w:asciiTheme="minorHAnsi" w:hAnsiTheme="minorHAnsi" w:cstheme="minorHAnsi"/>
-          <w:sz w:val="22"/>
-          <w:szCs w:val="22"/>
-        </w:rPr>
-        <w:t>/QA/</w:t>
-      </w:r>
-      <w:proofErr w:type="spellStart"/>
-      <w:r>
-        <w:rPr>
-          <w:rFonts w:asciiTheme="minorHAnsi" w:hAnsiTheme="minorHAnsi" w:cstheme="minorHAnsi"/>
-          <w:sz w:val="22"/>
-          <w:szCs w:val="22"/>
-        </w:rPr>
-        <w:t>AVL</w:t>
-      </w:r>
-      <w:proofErr w:type="spellEnd"/>
-      <w:r>
-        <w:rPr>
-          <w:rFonts w:asciiTheme="minorHAnsi" w:hAnsiTheme="minorHAnsi" w:cstheme="minorHAnsi"/>
-          <w:sz w:val="22"/>
-          <w:szCs w:val="22"/>
-        </w:rPr>
-        <w:t>/001)</w:t>
+        <w:t xml:space="preserve"> (see BML/QA/AVL/001)</w:t>
       </w:r>
       <w:r>
         <w:rPr>
@@ -2802,25 +2661,7 @@
                 <w:sz w:val="22"/>
                 <w:szCs w:val="22"/>
               </w:rPr>
-              <w:t xml:space="preserve">Weifang </w:t>
-            </w:r>
-            <w:proofErr w:type="spellStart"/>
-            <w:r>
-              <w:rPr>
-                <w:rFonts w:asciiTheme="minorHAnsi" w:hAnsiTheme="minorHAnsi" w:cstheme="minorHAnsi"/>
-                <w:sz w:val="22"/>
-                <w:szCs w:val="22"/>
-              </w:rPr>
-              <w:t>Shengtai</w:t>
-            </w:r>
-            <w:proofErr w:type="spellEnd"/>
-            <w:r>
-              <w:rPr>
-                <w:rFonts w:asciiTheme="minorHAnsi" w:hAnsiTheme="minorHAnsi" w:cstheme="minorHAnsi"/>
-                <w:sz w:val="22"/>
-                <w:szCs w:val="22"/>
-              </w:rPr>
-              <w:t xml:space="preserve"> Medicine Co. Ltd. China</w:t>
+              <w:t>Weifang Shengtai Medicine Co. Ltd. China</w:t>
             </w:r>
           </w:p>
         </w:tc>
@@ -2843,25 +2684,7 @@
                 <w:sz w:val="22"/>
                 <w:szCs w:val="22"/>
               </w:rPr>
-              <w:t xml:space="preserve">Weifang </w:t>
-            </w:r>
-            <w:proofErr w:type="spellStart"/>
-            <w:r>
-              <w:rPr>
-                <w:rFonts w:asciiTheme="minorHAnsi" w:hAnsiTheme="minorHAnsi" w:cstheme="minorHAnsi"/>
-                <w:sz w:val="22"/>
-                <w:szCs w:val="22"/>
-              </w:rPr>
-              <w:t>Shengtai</w:t>
-            </w:r>
-            <w:proofErr w:type="spellEnd"/>
-            <w:r>
-              <w:rPr>
-                <w:rFonts w:asciiTheme="minorHAnsi" w:hAnsiTheme="minorHAnsi" w:cstheme="minorHAnsi"/>
-                <w:sz w:val="22"/>
-                <w:szCs w:val="22"/>
-              </w:rPr>
-              <w:t xml:space="preserve"> Medicine Co. Ltd. China</w:t>
+              <w:t>Weifang Shengtai Medicine Co. Ltd. China</w:t>
             </w:r>
           </w:p>
         </w:tc>
@@ -3008,25 +2831,7 @@
                 <w:sz w:val="22"/>
                 <w:szCs w:val="22"/>
               </w:rPr>
-              <w:t xml:space="preserve">Weifang </w:t>
-            </w:r>
-            <w:proofErr w:type="spellStart"/>
-            <w:r>
-              <w:rPr>
-                <w:rFonts w:asciiTheme="minorHAnsi" w:hAnsiTheme="minorHAnsi" w:cstheme="minorHAnsi"/>
-                <w:sz w:val="22"/>
-                <w:szCs w:val="22"/>
-              </w:rPr>
-              <w:t>Shengtai</w:t>
-            </w:r>
-            <w:proofErr w:type="spellEnd"/>
-            <w:r>
-              <w:rPr>
-                <w:rFonts w:asciiTheme="minorHAnsi" w:hAnsiTheme="minorHAnsi" w:cstheme="minorHAnsi"/>
-                <w:sz w:val="22"/>
-                <w:szCs w:val="22"/>
-              </w:rPr>
-              <w:t xml:space="preserve"> Medicine Co. Ltd. China</w:t>
+              <w:t>Weifang Shengtai Medicine Co. Ltd. China</w:t>
             </w:r>
           </w:p>
         </w:tc>
@@ -3043,23 +2848,13 @@
                 <w:szCs w:val="22"/>
               </w:rPr>
             </w:pPr>
-            <w:proofErr w:type="spellStart"/>
-            <w:r>
-              <w:rPr>
-                <w:rFonts w:asciiTheme="minorHAnsi" w:hAnsiTheme="minorHAnsi" w:cstheme="minorHAnsi"/>
-                <w:sz w:val="22"/>
-                <w:szCs w:val="22"/>
-              </w:rPr>
-              <w:t>Bdv</w:t>
-            </w:r>
-            <w:proofErr w:type="spellEnd"/>
-            <w:r>
-              <w:rPr>
-                <w:rFonts w:asciiTheme="minorHAnsi" w:hAnsiTheme="minorHAnsi" w:cstheme="minorHAnsi"/>
-                <w:sz w:val="22"/>
-                <w:szCs w:val="22"/>
-              </w:rPr>
-              <w:t xml:space="preserve"> Behrens GmbH Hamburg, Germany</w:t>
+            <w:r>
+              <w:rPr>
+                <w:rFonts w:asciiTheme="minorHAnsi" w:hAnsiTheme="minorHAnsi" w:cstheme="minorHAnsi"/>
+                <w:sz w:val="22"/>
+                <w:szCs w:val="22"/>
+              </w:rPr>
+              <w:t>Bdv Behrens GmbH Hamburg, Germany</w:t>
             </w:r>
             <w:r>
               <w:rPr>
@@ -3214,25 +3009,7 @@
                 <w:sz w:val="22"/>
                 <w:szCs w:val="22"/>
               </w:rPr>
-              <w:t xml:space="preserve">Weifang </w:t>
-            </w:r>
-            <w:proofErr w:type="spellStart"/>
-            <w:r>
-              <w:rPr>
-                <w:rFonts w:asciiTheme="minorHAnsi" w:hAnsiTheme="minorHAnsi" w:cstheme="minorHAnsi"/>
-                <w:sz w:val="22"/>
-                <w:szCs w:val="22"/>
-              </w:rPr>
-              <w:t>Shengtai</w:t>
-            </w:r>
-            <w:proofErr w:type="spellEnd"/>
-            <w:r>
-              <w:rPr>
-                <w:rFonts w:asciiTheme="minorHAnsi" w:hAnsiTheme="minorHAnsi" w:cstheme="minorHAnsi"/>
-                <w:sz w:val="22"/>
-                <w:szCs w:val="22"/>
-              </w:rPr>
-              <w:t xml:space="preserve"> Medicine Co. Ltd. China</w:t>
+              <w:t>Weifang Shengtai Medicine Co. Ltd. China</w:t>
             </w:r>
           </w:p>
         </w:tc>
@@ -3404,25 +3181,7 @@
                 <w:sz w:val="22"/>
                 <w:szCs w:val="22"/>
               </w:rPr>
-              <w:t xml:space="preserve">Weifang </w:t>
-            </w:r>
-            <w:proofErr w:type="spellStart"/>
-            <w:r>
-              <w:rPr>
-                <w:rFonts w:asciiTheme="minorHAnsi" w:hAnsiTheme="minorHAnsi" w:cstheme="minorHAnsi"/>
-                <w:sz w:val="22"/>
-                <w:szCs w:val="22"/>
-              </w:rPr>
-              <w:t>Shengtai</w:t>
-            </w:r>
-            <w:proofErr w:type="spellEnd"/>
-            <w:r>
-              <w:rPr>
-                <w:rFonts w:asciiTheme="minorHAnsi" w:hAnsiTheme="minorHAnsi" w:cstheme="minorHAnsi"/>
-                <w:sz w:val="22"/>
-                <w:szCs w:val="22"/>
-              </w:rPr>
-              <w:t xml:space="preserve"> Medicine Co. Ltd. China</w:t>
+              <w:t>Weifang Shengtai Medicine Co. Ltd. China</w:t>
             </w:r>
           </w:p>
         </w:tc>
@@ -3439,41 +3198,13 @@
                 <w:szCs w:val="22"/>
               </w:rPr>
             </w:pPr>
-            <w:proofErr w:type="spellStart"/>
-            <w:r>
-              <w:rPr>
-                <w:rFonts w:asciiTheme="minorHAnsi" w:hAnsiTheme="minorHAnsi" w:cstheme="minorHAnsi"/>
-                <w:sz w:val="22"/>
-                <w:szCs w:val="22"/>
-              </w:rPr>
-              <w:t>Farmasino</w:t>
-            </w:r>
-            <w:proofErr w:type="spellEnd"/>
-            <w:r>
-              <w:rPr>
-                <w:rFonts w:asciiTheme="minorHAnsi" w:hAnsiTheme="minorHAnsi" w:cstheme="minorHAnsi"/>
-                <w:sz w:val="22"/>
-                <w:szCs w:val="22"/>
-              </w:rPr>
-              <w:t xml:space="preserve"> </w:t>
-            </w:r>
-            <w:proofErr w:type="spellStart"/>
-            <w:r>
-              <w:rPr>
-                <w:rFonts w:asciiTheme="minorHAnsi" w:hAnsiTheme="minorHAnsi" w:cstheme="minorHAnsi"/>
-                <w:sz w:val="22"/>
-                <w:szCs w:val="22"/>
-              </w:rPr>
-              <w:t>Co.Ltd</w:t>
-            </w:r>
-            <w:proofErr w:type="spellEnd"/>
-            <w:r>
-              <w:rPr>
-                <w:rFonts w:asciiTheme="minorHAnsi" w:hAnsiTheme="minorHAnsi" w:cstheme="minorHAnsi"/>
-                <w:sz w:val="22"/>
-                <w:szCs w:val="22"/>
-              </w:rPr>
-              <w:t xml:space="preserve"> China.</w:t>
+            <w:r>
+              <w:rPr>
+                <w:rFonts w:asciiTheme="minorHAnsi" w:hAnsiTheme="minorHAnsi" w:cstheme="minorHAnsi"/>
+                <w:sz w:val="22"/>
+                <w:szCs w:val="22"/>
+              </w:rPr>
+              <w:t>Farmasino Co.Ltd China.</w:t>
             </w:r>
           </w:p>
         </w:tc>
@@ -3620,25 +3351,7 @@
                 <w:sz w:val="22"/>
                 <w:szCs w:val="22"/>
               </w:rPr>
-              <w:t xml:space="preserve">Weifang </w:t>
-            </w:r>
-            <w:proofErr w:type="spellStart"/>
-            <w:r>
-              <w:rPr>
-                <w:rFonts w:asciiTheme="minorHAnsi" w:hAnsiTheme="minorHAnsi" w:cstheme="minorHAnsi"/>
-                <w:sz w:val="22"/>
-                <w:szCs w:val="22"/>
-              </w:rPr>
-              <w:t>Shengtai</w:t>
-            </w:r>
-            <w:proofErr w:type="spellEnd"/>
-            <w:r>
-              <w:rPr>
-                <w:rFonts w:asciiTheme="minorHAnsi" w:hAnsiTheme="minorHAnsi" w:cstheme="minorHAnsi"/>
-                <w:sz w:val="22"/>
-                <w:szCs w:val="22"/>
-              </w:rPr>
-              <w:t xml:space="preserve"> Medicine Co. Ltd. China</w:t>
+              <w:t>Weifang Shengtai Medicine Co. Ltd. China</w:t>
             </w:r>
           </w:p>
         </w:tc>
@@ -3655,23 +3368,13 @@
                 <w:szCs w:val="22"/>
               </w:rPr>
             </w:pPr>
-            <w:proofErr w:type="spellStart"/>
-            <w:r>
-              <w:rPr>
-                <w:rFonts w:asciiTheme="minorHAnsi" w:hAnsiTheme="minorHAnsi" w:cstheme="minorHAnsi"/>
-                <w:sz w:val="22"/>
-                <w:szCs w:val="22"/>
-              </w:rPr>
-              <w:t>Bdv</w:t>
-            </w:r>
-            <w:proofErr w:type="spellEnd"/>
-            <w:r>
-              <w:rPr>
-                <w:rFonts w:asciiTheme="minorHAnsi" w:hAnsiTheme="minorHAnsi" w:cstheme="minorHAnsi"/>
-                <w:sz w:val="22"/>
-                <w:szCs w:val="22"/>
-              </w:rPr>
-              <w:t xml:space="preserve"> Behrens GmbH Hamburg, Germany</w:t>
+            <w:r>
+              <w:rPr>
+                <w:rFonts w:asciiTheme="minorHAnsi" w:hAnsiTheme="minorHAnsi" w:cstheme="minorHAnsi"/>
+                <w:sz w:val="22"/>
+                <w:szCs w:val="22"/>
+              </w:rPr>
+              <w:t>Bdv Behrens GmbH Hamburg, Germany</w:t>
             </w:r>
             <w:r>
               <w:rPr>
@@ -4498,7 +4201,6 @@
           <w:szCs w:val="22"/>
         </w:rPr>
       </w:pPr>
-      <w:proofErr w:type="spellStart"/>
       <w:r>
         <w:rPr>
           <w:rFonts w:asciiTheme="minorHAnsi" w:hAnsiTheme="minorHAnsi" w:cstheme="minorHAnsi"/>
@@ -4507,7 +4209,6 @@
         </w:rPr>
         <w:t>Hydroxymethylfurfural</w:t>
       </w:r>
-      <w:proofErr w:type="spellEnd"/>
       <w:r>
         <w:rPr>
           <w:rFonts w:asciiTheme="minorHAnsi" w:hAnsiTheme="minorHAnsi" w:cstheme="minorHAnsi"/>
@@ -4516,7 +4217,6 @@
         </w:rPr>
         <w:t xml:space="preserve"> (</w:t>
       </w:r>
-      <w:proofErr w:type="spellStart"/>
       <w:r>
         <w:rPr>
           <w:rFonts w:asciiTheme="minorHAnsi" w:hAnsiTheme="minorHAnsi" w:cstheme="minorHAnsi"/>
@@ -4525,7 +4225,6 @@
         </w:rPr>
         <w:t>HMF</w:t>
       </w:r>
-      <w:proofErr w:type="spellEnd"/>
       <w:r>
         <w:rPr>
           <w:rFonts w:asciiTheme="minorHAnsi" w:hAnsiTheme="minorHAnsi" w:cstheme="minorHAnsi"/>
@@ -4540,25 +4239,7 @@
           <w:sz w:val="22"/>
           <w:szCs w:val="22"/>
         </w:rPr>
-        <w:t xml:space="preserve">: </w:t>
-      </w:r>
-      <w:proofErr w:type="spellStart"/>
-      <w:r>
-        <w:rPr>
-          <w:rFonts w:asciiTheme="minorHAnsi" w:hAnsiTheme="minorHAnsi" w:cstheme="minorHAnsi"/>
-          <w:sz w:val="22"/>
-          <w:szCs w:val="22"/>
-        </w:rPr>
-        <w:t>NMT</w:t>
-      </w:r>
-      <w:proofErr w:type="spellEnd"/>
-      <w:r>
-        <w:rPr>
-          <w:rFonts w:asciiTheme="minorHAnsi" w:hAnsiTheme="minorHAnsi" w:cstheme="minorHAnsi"/>
-          <w:sz w:val="22"/>
-          <w:szCs w:val="22"/>
-        </w:rPr>
-        <w:t xml:space="preserve"> 0.25</w:t>
+        <w:t>: NMT 0.25</w:t>
       </w:r>
     </w:p>
     <w:p>
@@ -4948,25 +4629,7 @@
                 <w:sz w:val="22"/>
                 <w:szCs w:val="22"/>
               </w:rPr>
-              <w:t xml:space="preserve"> (</w:t>
-            </w:r>
-            <w:proofErr w:type="spellStart"/>
-            <w:r>
-              <w:rPr>
-                <w:rFonts w:asciiTheme="minorHAnsi" w:hAnsiTheme="minorHAnsi" w:cstheme="minorHAnsi"/>
-                <w:sz w:val="22"/>
-                <w:szCs w:val="22"/>
-              </w:rPr>
-              <w:t>WFI</w:t>
-            </w:r>
-            <w:proofErr w:type="spellEnd"/>
-            <w:r>
-              <w:rPr>
-                <w:rFonts w:asciiTheme="minorHAnsi" w:hAnsiTheme="minorHAnsi" w:cstheme="minorHAnsi"/>
-                <w:sz w:val="22"/>
-                <w:szCs w:val="22"/>
-              </w:rPr>
-              <w:t xml:space="preserve">)      </w:t>
+              <w:t xml:space="preserve"> (WFI)      </w:t>
             </w:r>
           </w:p>
           <w:p>
@@ -7649,7 +7312,6 @@
                 <w:szCs w:val="22"/>
               </w:rPr>
             </w:pPr>
-            <w:proofErr w:type="spellStart"/>
             <w:r>
               <w:rPr>
                 <w:rFonts w:asciiTheme="minorHAnsi" w:hAnsiTheme="minorHAnsi" w:cstheme="minorHAnsi"/>
@@ -7659,7 +7321,6 @@
               </w:rPr>
               <w:t>HMF</w:t>
             </w:r>
-            <w:proofErr w:type="spellEnd"/>
           </w:p>
           <w:p>
             <w:pPr>
@@ -10738,25 +10399,7 @@
           <w:sz w:val="22"/>
           <w:szCs w:val="22"/>
         </w:rPr>
-        <w:t xml:space="preserve"> </w:t>
-      </w:r>
-      <w:proofErr w:type="spellStart"/>
-      <w:r>
-        <w:rPr>
-          <w:rFonts w:asciiTheme="minorHAnsi" w:hAnsiTheme="minorHAnsi" w:cstheme="minorHAnsi"/>
-          <w:sz w:val="22"/>
-          <w:szCs w:val="22"/>
-        </w:rPr>
-        <w:t>HMF</w:t>
-      </w:r>
-      <w:proofErr w:type="spellEnd"/>
-      <w:r>
-        <w:rPr>
-          <w:rFonts w:asciiTheme="minorHAnsi" w:hAnsiTheme="minorHAnsi" w:cstheme="minorHAnsi"/>
-          <w:sz w:val="22"/>
-          <w:szCs w:val="22"/>
-        </w:rPr>
-        <w:t>,</w:t>
+        <w:t xml:space="preserve"> HMF,</w:t>
       </w:r>
       <w:r>
         <w:rPr>
@@ -10815,27 +10458,7 @@
           <w:sz w:val="22"/>
           <w:szCs w:val="22"/>
         </w:rPr>
-        <w:t xml:space="preserve">pH trend for </w:t>
-      </w:r>
-      <w:proofErr w:type="spellStart"/>
-      <w:r>
-        <w:rPr>
-          <w:rFonts w:asciiTheme="minorHAnsi" w:hAnsiTheme="minorHAnsi" w:cstheme="minorHAnsi"/>
-          <w:b/>
-          <w:sz w:val="22"/>
-          <w:szCs w:val="22"/>
-        </w:rPr>
-        <w:t>inprocess</w:t>
-      </w:r>
-      <w:proofErr w:type="spellEnd"/>
-      <w:r>
-        <w:rPr>
-          <w:rFonts w:asciiTheme="minorHAnsi" w:hAnsiTheme="minorHAnsi" w:cstheme="minorHAnsi"/>
-          <w:b/>
-          <w:sz w:val="22"/>
-          <w:szCs w:val="22"/>
-        </w:rPr>
-        <w:t xml:space="preserve"> analysis of the </w:t>
+        <w:t xml:space="preserve">pH trend for inprocess analysis of the </w:t>
       </w:r>
       <w:r>
         <w:rPr>
@@ -11409,47 +11032,7 @@
                 <w:sz w:val="22"/>
                 <w:szCs w:val="22"/>
               </w:rPr>
-              <w:t xml:space="preserve">Alert </w:t>
-            </w:r>
-            <w:proofErr w:type="gramStart"/>
-            <w:r>
-              <w:rPr>
-                <w:rFonts w:asciiTheme="minorHAnsi" w:hAnsiTheme="minorHAnsi" w:cstheme="minorHAnsi"/>
-                <w:b/>
-                <w:sz w:val="22"/>
-                <w:szCs w:val="22"/>
-              </w:rPr>
-              <w:t>limit</w:t>
-            </w:r>
-            <w:proofErr w:type="gramEnd"/>
-            <w:r>
-              <w:rPr>
-                <w:rFonts w:asciiTheme="minorHAnsi" w:hAnsiTheme="minorHAnsi" w:cstheme="minorHAnsi"/>
-                <w:b/>
-                <w:sz w:val="22"/>
-                <w:szCs w:val="22"/>
-              </w:rPr>
-              <w:t xml:space="preserve"> minimum well within the specification limit, control limit </w:t>
-            </w:r>
-            <w:proofErr w:type="gramStart"/>
-            <w:r>
-              <w:rPr>
-                <w:rFonts w:asciiTheme="minorHAnsi" w:hAnsiTheme="minorHAnsi" w:cstheme="minorHAnsi"/>
-                <w:b/>
-                <w:sz w:val="22"/>
-                <w:szCs w:val="22"/>
-              </w:rPr>
-              <w:t>existing</w:t>
-            </w:r>
-            <w:proofErr w:type="gramEnd"/>
-            <w:r>
-              <w:rPr>
-                <w:rFonts w:asciiTheme="minorHAnsi" w:hAnsiTheme="minorHAnsi" w:cstheme="minorHAnsi"/>
-                <w:b/>
-                <w:sz w:val="22"/>
-                <w:szCs w:val="22"/>
-              </w:rPr>
-              <w:t xml:space="preserve"> within the specification limit.</w:t>
+              <w:t>Alert limit minimum well within the specification limit, control limit existing within the specification limit.</w:t>
             </w:r>
           </w:p>
         </w:tc>
@@ -11500,27 +11083,7 @@
           <w:sz w:val="22"/>
           <w:szCs w:val="22"/>
         </w:rPr>
-        <w:t>Water for Injection (</w:t>
-      </w:r>
-      <w:proofErr w:type="spellStart"/>
-      <w:r>
-        <w:rPr>
-          <w:rFonts w:asciiTheme="minorHAnsi" w:hAnsiTheme="minorHAnsi" w:cstheme="minorHAnsi"/>
-          <w:b/>
-          <w:sz w:val="22"/>
-          <w:szCs w:val="22"/>
-        </w:rPr>
-        <w:t>WFI</w:t>
-      </w:r>
-      <w:proofErr w:type="spellEnd"/>
-      <w:r>
-        <w:rPr>
-          <w:rFonts w:asciiTheme="minorHAnsi" w:hAnsiTheme="minorHAnsi" w:cstheme="minorHAnsi"/>
-          <w:b/>
-          <w:sz w:val="22"/>
-          <w:szCs w:val="22"/>
-        </w:rPr>
-        <w:t>)</w:t>
+        <w:t>Water for Injection (WFI)</w:t>
       </w:r>
     </w:p>
     <w:p>
@@ -12099,47 +11662,7 @@
                 <w:sz w:val="22"/>
                 <w:szCs w:val="22"/>
               </w:rPr>
-              <w:t xml:space="preserve">Alert </w:t>
-            </w:r>
-            <w:proofErr w:type="gramStart"/>
-            <w:r>
-              <w:rPr>
-                <w:rFonts w:asciiTheme="minorHAnsi" w:hAnsiTheme="minorHAnsi" w:cstheme="minorHAnsi"/>
-                <w:b/>
-                <w:sz w:val="22"/>
-                <w:szCs w:val="22"/>
-              </w:rPr>
-              <w:t>limit</w:t>
-            </w:r>
-            <w:proofErr w:type="gramEnd"/>
-            <w:r>
-              <w:rPr>
-                <w:rFonts w:asciiTheme="minorHAnsi" w:hAnsiTheme="minorHAnsi" w:cstheme="minorHAnsi"/>
-                <w:b/>
-                <w:sz w:val="22"/>
-                <w:szCs w:val="22"/>
-              </w:rPr>
-              <w:t xml:space="preserve"> minimum well within the specification limit, control limit </w:t>
-            </w:r>
-            <w:proofErr w:type="gramStart"/>
-            <w:r>
-              <w:rPr>
-                <w:rFonts w:asciiTheme="minorHAnsi" w:hAnsiTheme="minorHAnsi" w:cstheme="minorHAnsi"/>
-                <w:b/>
-                <w:sz w:val="22"/>
-                <w:szCs w:val="22"/>
-              </w:rPr>
-              <w:t>existing</w:t>
-            </w:r>
-            <w:proofErr w:type="gramEnd"/>
-            <w:r>
-              <w:rPr>
-                <w:rFonts w:asciiTheme="minorHAnsi" w:hAnsiTheme="minorHAnsi" w:cstheme="minorHAnsi"/>
-                <w:b/>
-                <w:sz w:val="22"/>
-                <w:szCs w:val="22"/>
-              </w:rPr>
-              <w:t xml:space="preserve"> within the specification limit.</w:t>
+              <w:t>Alert limit minimum well within the specification limit, control limit existing within the specification limit.</w:t>
             </w:r>
           </w:p>
         </w:tc>
@@ -13723,7 +13246,6 @@
         </w:rPr>
         <w:t xml:space="preserve">: Assay trend of finished product analysis of </w:t>
       </w:r>
-      <w:proofErr w:type="spellStart"/>
       <w:r>
         <w:rPr>
           <w:rFonts w:asciiTheme="minorHAnsi" w:hAnsiTheme="minorHAnsi" w:cstheme="minorHAnsi"/>
@@ -13733,7 +13255,6 @@
         </w:rPr>
         <w:t>HMF</w:t>
       </w:r>
-      <w:proofErr w:type="spellEnd"/>
       <w:r>
         <w:rPr>
           <w:rFonts w:asciiTheme="minorHAnsi" w:hAnsiTheme="minorHAnsi" w:cstheme="minorHAnsi"/>
@@ -15221,6 +14742,22 @@
         </w:rPr>
         <w:t>SUMMARY OF PROCESS CAPABILITY</w:t>
       </w:r>
+      <w:r>
+        <w:rPr>
+          <w:rFonts w:asciiTheme="minorHAnsi" w:hAnsiTheme="minorHAnsi" w:cstheme="minorHAnsi"/>
+          <w:sz w:val="22"/>
+          <w:szCs w:val="22"/>
+        </w:rPr>
+        <w:t xml:space="preserve"> </w:t>
+      </w:r>
+      <w:r>
+        <w:rPr>
+          <w:rFonts w:asciiTheme="minorHAnsi" w:hAnsiTheme="minorHAnsi" w:cstheme="minorHAnsi"/>
+          <w:sz w:val="22"/>
+          <w:szCs w:val="22"/>
+        </w:rPr>
+        <w:t>(acceptance criteria: Cpk ≥ 1)</w:t>
+      </w:r>
     </w:p>
     <w:tbl>
       <w:tblPr>
@@ -15775,7 +15312,6 @@
                 <w:szCs w:val="22"/>
               </w:rPr>
             </w:pPr>
-            <w:proofErr w:type="spellStart"/>
             <w:r>
               <w:rPr>
                 <w:rFonts w:asciiTheme="minorHAnsi" w:hAnsiTheme="minorHAnsi" w:cstheme="minorHAnsi"/>
@@ -15784,7 +15320,6 @@
               </w:rPr>
               <w:t>HMF</w:t>
             </w:r>
-            <w:proofErr w:type="spellEnd"/>
           </w:p>
         </w:tc>
         <w:tc>
@@ -15876,7 +15411,6 @@
                 <w:szCs w:val="22"/>
               </w:rPr>
             </w:pPr>
-            <w:proofErr w:type="spellStart"/>
             <w:r>
               <w:rPr>
                 <w:rFonts w:asciiTheme="minorHAnsi" w:hAnsiTheme="minorHAnsi" w:cstheme="minorHAnsi"/>
@@ -15885,7 +15419,6 @@
               </w:rPr>
               <w:t>CQAs</w:t>
             </w:r>
-            <w:proofErr w:type="spellEnd"/>
           </w:p>
         </w:tc>
         <w:tc>
@@ -16126,7 +15659,7 @@
                 <w:sz w:val="22"/>
                 <w:szCs w:val="22"/>
               </w:rPr>
-              <w:t>pass</w:t>
+              <w:t>CL within SL</w:t>
             </w:r>
           </w:p>
         </w:tc>
@@ -16207,7 +15740,7 @@
                 <w:sz w:val="22"/>
                 <w:szCs w:val="22"/>
               </w:rPr>
-              <w:t>fail</w:t>
+              <w:t>CL outside SL</w:t>
             </w:r>
           </w:p>
         </w:tc>
@@ -16230,7 +15763,6 @@
                 <w:szCs w:val="22"/>
               </w:rPr>
             </w:pPr>
-            <w:proofErr w:type="spellStart"/>
             <w:r>
               <w:rPr>
                 <w:rFonts w:asciiTheme="minorHAnsi" w:hAnsiTheme="minorHAnsi" w:cstheme="minorHAnsi"/>
@@ -16239,7 +15771,6 @@
               </w:rPr>
               <w:t>HMF</w:t>
             </w:r>
-            <w:proofErr w:type="spellEnd"/>
           </w:p>
         </w:tc>
         <w:tc>
@@ -16346,7 +15877,7 @@
                 <w:sz w:val="22"/>
                 <w:szCs w:val="22"/>
               </w:rPr>
-              <w:t>pass</w:t>
+              <w:t>CL within SL</w:t>
             </w:r>
           </w:p>
         </w:tc>
@@ -16402,7 +15933,23 @@
                 <w:sz w:val="22"/>
                 <w:szCs w:val="22"/>
               </w:rPr>
-              <w:t>fail</w:t>
+              <w:t xml:space="preserve">CL </w:t>
+            </w:r>
+            <w:r>
+              <w:rPr>
+                <w:rFonts w:asciiTheme="minorHAnsi" w:hAnsiTheme="minorHAnsi" w:cstheme="minorHAnsi"/>
+                <w:sz w:val="22"/>
+                <w:szCs w:val="22"/>
+              </w:rPr>
+              <w:t>outside</w:t>
+            </w:r>
+            <w:r>
+              <w:rPr>
+                <w:rFonts w:asciiTheme="minorHAnsi" w:hAnsiTheme="minorHAnsi" w:cstheme="minorHAnsi"/>
+                <w:sz w:val="22"/>
+                <w:szCs w:val="22"/>
+              </w:rPr>
+              <w:t xml:space="preserve"> SL</w:t>
             </w:r>
           </w:p>
         </w:tc>
@@ -16483,7 +16030,7 @@
                 <w:sz w:val="22"/>
                 <w:szCs w:val="22"/>
               </w:rPr>
-              <w:t>pass</w:t>
+              <w:t>CL within SL</w:t>
             </w:r>
           </w:p>
         </w:tc>
@@ -16522,43 +16069,7 @@
           <w:sz w:val="22"/>
           <w:szCs w:val="22"/>
         </w:rPr>
-        <w:t>Two parameters — finished product pH (</w:t>
-      </w:r>
-      <w:proofErr w:type="spellStart"/>
-      <w:r>
-        <w:rPr>
-          <w:rFonts w:asciiTheme="minorHAnsi" w:hAnsiTheme="minorHAnsi" w:cstheme="minorHAnsi"/>
-          <w:sz w:val="22"/>
-          <w:szCs w:val="22"/>
-        </w:rPr>
-        <w:t>Cpk</w:t>
-      </w:r>
-      <w:proofErr w:type="spellEnd"/>
-      <w:r>
-        <w:rPr>
-          <w:rFonts w:asciiTheme="minorHAnsi" w:hAnsiTheme="minorHAnsi" w:cstheme="minorHAnsi"/>
-          <w:sz w:val="22"/>
-          <w:szCs w:val="22"/>
-        </w:rPr>
-        <w:t xml:space="preserve"> 0.69) and in-process Dextrose assay (</w:t>
-      </w:r>
-      <w:proofErr w:type="spellStart"/>
-      <w:r>
-        <w:rPr>
-          <w:rFonts w:asciiTheme="minorHAnsi" w:hAnsiTheme="minorHAnsi" w:cstheme="minorHAnsi"/>
-          <w:sz w:val="22"/>
-          <w:szCs w:val="22"/>
-        </w:rPr>
-        <w:t>Cpk</w:t>
-      </w:r>
-      <w:proofErr w:type="spellEnd"/>
-      <w:r>
-        <w:rPr>
-          <w:rFonts w:asciiTheme="minorHAnsi" w:hAnsiTheme="minorHAnsi" w:cstheme="minorHAnsi"/>
-          <w:sz w:val="22"/>
-          <w:szCs w:val="22"/>
-        </w:rPr>
-        <w:t xml:space="preserve"> </w:t>
+        <w:t xml:space="preserve">Two parameters — finished product pH (Cpk 0.69) and in-process Dextrose assay (Cpk </w:t>
       </w:r>
       <w:r>
         <w:rPr>
@@ -16583,25 +16094,7 @@
           <w:szCs w:val="22"/>
         </w:rPr>
         <w:lastRenderedPageBreak/>
-        <w:t xml:space="preserve">process remains in a state of control. All corrective and preventive actions arising from capability investigations will be tracked under the CAPA system and reviewed at the next </w:t>
-      </w:r>
-      <w:proofErr w:type="spellStart"/>
-      <w:r>
-        <w:rPr>
-          <w:rFonts w:asciiTheme="minorHAnsi" w:hAnsiTheme="minorHAnsi" w:cstheme="minorHAnsi"/>
-          <w:sz w:val="22"/>
-          <w:szCs w:val="22"/>
-        </w:rPr>
-        <w:t>APQR</w:t>
-      </w:r>
-      <w:proofErr w:type="spellEnd"/>
-      <w:r>
-        <w:rPr>
-          <w:rFonts w:asciiTheme="minorHAnsi" w:hAnsiTheme="minorHAnsi" w:cstheme="minorHAnsi"/>
-          <w:sz w:val="22"/>
-          <w:szCs w:val="22"/>
-        </w:rPr>
-        <w:t xml:space="preserve"> cycle.</w:t>
+        <w:t>process remains in a state of control. All corrective and preventive actions arising from capability investigations will be tracked under the CAPA system and reviewed at the next APQR cycle.</w:t>
       </w:r>
     </w:p>
     <w:p>
@@ -16773,51 +16266,15 @@
           <w:sz w:val="22"/>
           <w:szCs w:val="22"/>
         </w:rPr>
-        <w:t xml:space="preserve">No process deviation was reported from the standard processes for batches manufactured during the period </w:t>
-      </w:r>
-      <w:proofErr w:type="gramStart"/>
-      <w:r>
-        <w:rPr>
-          <w:rFonts w:asciiTheme="minorHAnsi" w:hAnsiTheme="minorHAnsi" w:cstheme="minorHAnsi"/>
-          <w:sz w:val="22"/>
-          <w:szCs w:val="22"/>
-        </w:rPr>
-        <w:t>Jan.,</w:t>
-      </w:r>
-      <w:proofErr w:type="gramEnd"/>
-      <w:r>
-        <w:rPr>
-          <w:rFonts w:asciiTheme="minorHAnsi" w:hAnsiTheme="minorHAnsi" w:cstheme="minorHAnsi"/>
-          <w:sz w:val="22"/>
-          <w:szCs w:val="22"/>
-        </w:rPr>
-        <w:t xml:space="preserve"> 202</w:t>
-      </w:r>
-      <w:r>
-        <w:rPr>
-          <w:rFonts w:asciiTheme="minorHAnsi" w:hAnsiTheme="minorHAnsi" w:cstheme="minorHAnsi"/>
-          <w:sz w:val="22"/>
-          <w:szCs w:val="22"/>
-        </w:rPr>
-        <w:t xml:space="preserve">5 to </w:t>
-      </w:r>
-      <w:proofErr w:type="gramStart"/>
-      <w:r>
-        <w:rPr>
-          <w:rFonts w:asciiTheme="minorHAnsi" w:hAnsiTheme="minorHAnsi" w:cstheme="minorHAnsi"/>
-          <w:sz w:val="22"/>
-          <w:szCs w:val="22"/>
-        </w:rPr>
-        <w:t>Dec.,</w:t>
-      </w:r>
-      <w:proofErr w:type="gramEnd"/>
-      <w:r>
-        <w:rPr>
-          <w:rFonts w:asciiTheme="minorHAnsi" w:hAnsiTheme="minorHAnsi" w:cstheme="minorHAnsi"/>
-          <w:sz w:val="22"/>
-          <w:szCs w:val="22"/>
-        </w:rPr>
-        <w:t xml:space="preserve"> 2025</w:t>
+        <w:t>No process deviation was reported from the standard processes for batches manufactured during the period Jan., 202</w:t>
+      </w:r>
+      <w:r>
+        <w:rPr>
+          <w:rFonts w:asciiTheme="minorHAnsi" w:hAnsiTheme="minorHAnsi" w:cstheme="minorHAnsi"/>
+          <w:sz w:val="22"/>
+          <w:szCs w:val="22"/>
+        </w:rPr>
+        <w:t>5 to Dec., 2025</w:t>
       </w:r>
       <w:r>
         <w:rPr>
@@ -16928,20 +16385,8 @@
           <w:sz w:val="22"/>
           <w:szCs w:val="22"/>
         </w:rPr>
-        <w:t xml:space="preserve">3.5.3 </w:t>
-      </w:r>
-      <w:proofErr w:type="gramStart"/>
-      <w:r>
-        <w:rPr>
-          <w:rFonts w:asciiTheme="minorHAnsi" w:hAnsiTheme="minorHAnsi" w:cstheme="minorHAnsi"/>
-          <w:b/>
-          <w:bCs/>
-          <w:sz w:val="22"/>
-          <w:szCs w:val="22"/>
-        </w:rPr>
-        <w:t>NON CONFORMANCE</w:t>
-      </w:r>
-      <w:proofErr w:type="gramEnd"/>
+        <w:t>3.5.3 NON CONFORMANCE</w:t>
+      </w:r>
     </w:p>
     <w:p>
       <w:pPr>
@@ -17040,43 +16485,7 @@
           <w:sz w:val="22"/>
           <w:szCs w:val="22"/>
         </w:rPr>
-        <w:t xml:space="preserve">There was no batch failure observed during the period </w:t>
-      </w:r>
-      <w:proofErr w:type="gramStart"/>
-      <w:r>
-        <w:rPr>
-          <w:rFonts w:asciiTheme="minorHAnsi" w:hAnsiTheme="minorHAnsi" w:cstheme="minorHAnsi"/>
-          <w:sz w:val="22"/>
-          <w:szCs w:val="22"/>
-        </w:rPr>
-        <w:t>Jan.,</w:t>
-      </w:r>
-      <w:proofErr w:type="gramEnd"/>
-      <w:r>
-        <w:rPr>
-          <w:rFonts w:asciiTheme="minorHAnsi" w:hAnsiTheme="minorHAnsi" w:cstheme="minorHAnsi"/>
-          <w:sz w:val="22"/>
-          <w:szCs w:val="22"/>
-        </w:rPr>
-        <w:t xml:space="preserve"> 2025 to </w:t>
-      </w:r>
-      <w:proofErr w:type="gramStart"/>
-      <w:r>
-        <w:rPr>
-          <w:rFonts w:asciiTheme="minorHAnsi" w:hAnsiTheme="minorHAnsi" w:cstheme="minorHAnsi"/>
-          <w:sz w:val="22"/>
-          <w:szCs w:val="22"/>
-        </w:rPr>
-        <w:t>Dec.,</w:t>
-      </w:r>
-      <w:proofErr w:type="gramEnd"/>
-      <w:r>
-        <w:rPr>
-          <w:rFonts w:asciiTheme="minorHAnsi" w:hAnsiTheme="minorHAnsi" w:cstheme="minorHAnsi"/>
-          <w:sz w:val="22"/>
-          <w:szCs w:val="22"/>
-        </w:rPr>
-        <w:t xml:space="preserve"> 2025.</w:t>
+        <w:t>There was no batch failure observed during the period Jan., 2025 to Dec., 2025.</w:t>
       </w:r>
     </w:p>
     <w:p>
@@ -17187,43 +16596,7 @@
           <w:sz w:val="22"/>
           <w:szCs w:val="22"/>
         </w:rPr>
-        <w:t xml:space="preserve">throughout the period </w:t>
-      </w:r>
-      <w:proofErr w:type="gramStart"/>
-      <w:r>
-        <w:rPr>
-          <w:rFonts w:asciiTheme="minorHAnsi" w:hAnsiTheme="minorHAnsi" w:cstheme="minorHAnsi"/>
-          <w:sz w:val="22"/>
-          <w:szCs w:val="22"/>
-        </w:rPr>
-        <w:t>Jan.,</w:t>
-      </w:r>
-      <w:proofErr w:type="gramEnd"/>
-      <w:r>
-        <w:rPr>
-          <w:rFonts w:asciiTheme="minorHAnsi" w:hAnsiTheme="minorHAnsi" w:cstheme="minorHAnsi"/>
-          <w:sz w:val="22"/>
-          <w:szCs w:val="22"/>
-        </w:rPr>
-        <w:t xml:space="preserve"> 2025 to </w:t>
-      </w:r>
-      <w:proofErr w:type="gramStart"/>
-      <w:r>
-        <w:rPr>
-          <w:rFonts w:asciiTheme="minorHAnsi" w:hAnsiTheme="minorHAnsi" w:cstheme="minorHAnsi"/>
-          <w:sz w:val="22"/>
-          <w:szCs w:val="22"/>
-        </w:rPr>
-        <w:t>Dec.,</w:t>
-      </w:r>
-      <w:proofErr w:type="gramEnd"/>
-      <w:r>
-        <w:rPr>
-          <w:rFonts w:asciiTheme="minorHAnsi" w:hAnsiTheme="minorHAnsi" w:cstheme="minorHAnsi"/>
-          <w:sz w:val="22"/>
-          <w:szCs w:val="22"/>
-        </w:rPr>
-        <w:t xml:space="preserve"> 2025</w:t>
+        <w:t>throughout the period Jan., 2025 to Dec., 2025</w:t>
       </w:r>
       <w:r>
         <w:rPr>
@@ -17443,19 +16816,8 @@
           <w:sz w:val="22"/>
           <w:szCs w:val="22"/>
         </w:rPr>
-        <w:t xml:space="preserve">STABILITY MONITORING </w:t>
-      </w:r>
-      <w:proofErr w:type="spellStart"/>
-      <w:r>
-        <w:rPr>
-          <w:rFonts w:asciiTheme="minorHAnsi" w:hAnsiTheme="minorHAnsi" w:cstheme="minorHAnsi"/>
-          <w:b/>
-          <w:sz w:val="22"/>
-          <w:szCs w:val="22"/>
-        </w:rPr>
-        <w:t>PROGRAMME</w:t>
-      </w:r>
-      <w:proofErr w:type="spellEnd"/>
+        <w:t>STABILITY MONITORING PROGRAMME</w:t>
+      </w:r>
     </w:p>
     <w:p>
       <w:pPr>
@@ -17476,69 +16838,15 @@
           <w:szCs w:val="22"/>
         </w:rPr>
         <w:lastRenderedPageBreak/>
-        <w:t>The results of the real-time and accelerated stability monitoring program of all the commercial batches carried out showed consistency of all Critical Quality Attributes (</w:t>
-      </w:r>
-      <w:proofErr w:type="spellStart"/>
-      <w:r>
-        <w:rPr>
-          <w:rFonts w:asciiTheme="minorHAnsi" w:hAnsiTheme="minorHAnsi" w:cstheme="minorHAnsi"/>
-          <w:sz w:val="22"/>
-          <w:szCs w:val="22"/>
-        </w:rPr>
-        <w:t>CQAs</w:t>
-      </w:r>
-      <w:proofErr w:type="spellEnd"/>
-      <w:r>
-        <w:rPr>
-          <w:rFonts w:asciiTheme="minorHAnsi" w:hAnsiTheme="minorHAnsi" w:cstheme="minorHAnsi"/>
-          <w:sz w:val="22"/>
-          <w:szCs w:val="22"/>
-        </w:rPr>
-        <w:t>). The product’s Critical Quality Attributes (</w:t>
-      </w:r>
-      <w:proofErr w:type="spellStart"/>
-      <w:r>
-        <w:rPr>
-          <w:rFonts w:asciiTheme="minorHAnsi" w:hAnsiTheme="minorHAnsi" w:cstheme="minorHAnsi"/>
-          <w:sz w:val="22"/>
-          <w:szCs w:val="22"/>
-        </w:rPr>
-        <w:t>CQAs</w:t>
-      </w:r>
-      <w:proofErr w:type="spellEnd"/>
-      <w:r>
-        <w:rPr>
-          <w:rFonts w:asciiTheme="minorHAnsi" w:hAnsiTheme="minorHAnsi" w:cstheme="minorHAnsi"/>
-          <w:sz w:val="22"/>
-          <w:szCs w:val="22"/>
-        </w:rPr>
-        <w:t>) like pH, Assay, Appearance, Pyrogenicity and Sterility are all found to be within the set specifications in conformity with the limits of the pharmacopeia. The stability report is attached for reference</w:t>
-      </w:r>
-      <w:r>
-        <w:rPr>
-          <w:rFonts w:asciiTheme="minorHAnsi" w:hAnsiTheme="minorHAnsi" w:cstheme="minorHAnsi"/>
-          <w:sz w:val="22"/>
-          <w:szCs w:val="22"/>
-        </w:rPr>
-        <w:t xml:space="preserve"> as </w:t>
-      </w:r>
-      <w:proofErr w:type="spellStart"/>
-      <w:r>
-        <w:rPr>
-          <w:rFonts w:asciiTheme="minorHAnsi" w:hAnsiTheme="minorHAnsi" w:cstheme="minorHAnsi"/>
-          <w:sz w:val="22"/>
-          <w:szCs w:val="22"/>
-        </w:rPr>
-        <w:t>BML</w:t>
-      </w:r>
-      <w:proofErr w:type="spellEnd"/>
-      <w:r>
-        <w:rPr>
-          <w:rFonts w:asciiTheme="minorHAnsi" w:hAnsiTheme="minorHAnsi" w:cstheme="minorHAnsi"/>
-          <w:sz w:val="22"/>
-          <w:szCs w:val="22"/>
-        </w:rPr>
-        <w:t>/QA/SBP/001 (2025)</w:t>
+        <w:t>The results of the real-time and accelerated stability monitoring program of all the commercial batches carried out showed consistency of all Critical Quality Attributes (CQAs). The product’s Critical Quality Attributes (CQAs) like pH, Assay, Appearance, Pyrogenicity and Sterility are all found to be within the set specifications in conformity with the limits of the pharmacopeia. The stability report is attached for reference</w:t>
+      </w:r>
+      <w:r>
+        <w:rPr>
+          <w:rFonts w:asciiTheme="minorHAnsi" w:hAnsiTheme="minorHAnsi" w:cstheme="minorHAnsi"/>
+          <w:sz w:val="22"/>
+          <w:szCs w:val="22"/>
+        </w:rPr>
+        <w:t xml:space="preserve"> as BML/QA/SBP/001 (2025)</w:t>
       </w:r>
     </w:p>
     <w:p>
@@ -17625,25 +16933,7 @@
           <w:sz w:val="22"/>
           <w:szCs w:val="22"/>
         </w:rPr>
-        <w:t xml:space="preserve">Up till now there </w:t>
-      </w:r>
-      <w:proofErr w:type="gramStart"/>
-      <w:r>
-        <w:rPr>
-          <w:rFonts w:asciiTheme="minorHAnsi" w:hAnsiTheme="minorHAnsi" w:cstheme="minorHAnsi"/>
-          <w:sz w:val="22"/>
-          <w:szCs w:val="22"/>
-        </w:rPr>
-        <w:t>is</w:t>
-      </w:r>
-      <w:proofErr w:type="gramEnd"/>
-      <w:r>
-        <w:rPr>
-          <w:rFonts w:asciiTheme="minorHAnsi" w:hAnsiTheme="minorHAnsi" w:cstheme="minorHAnsi"/>
-          <w:sz w:val="22"/>
-          <w:szCs w:val="22"/>
-        </w:rPr>
-        <w:t xml:space="preserve"> no market complaint received for this product during the period </w:t>
+        <w:t xml:space="preserve">Up till now there is no market complaint received for this product during the period </w:t>
       </w:r>
       <w:r>
         <w:rPr>
@@ -17785,43 +17075,7 @@
           <w:sz w:val="22"/>
           <w:szCs w:val="22"/>
         </w:rPr>
-        <w:t xml:space="preserve">market for the period </w:t>
-      </w:r>
-      <w:proofErr w:type="gramStart"/>
-      <w:r>
-        <w:rPr>
-          <w:rFonts w:asciiTheme="minorHAnsi" w:hAnsiTheme="minorHAnsi" w:cstheme="minorHAnsi"/>
-          <w:sz w:val="22"/>
-          <w:szCs w:val="22"/>
-        </w:rPr>
-        <w:t>Jan.,</w:t>
-      </w:r>
-      <w:proofErr w:type="gramEnd"/>
-      <w:r>
-        <w:rPr>
-          <w:rFonts w:asciiTheme="minorHAnsi" w:hAnsiTheme="minorHAnsi" w:cstheme="minorHAnsi"/>
-          <w:sz w:val="22"/>
-          <w:szCs w:val="22"/>
-        </w:rPr>
-        <w:t xml:space="preserve"> 2025 to </w:t>
-      </w:r>
-      <w:proofErr w:type="gramStart"/>
-      <w:r>
-        <w:rPr>
-          <w:rFonts w:asciiTheme="minorHAnsi" w:hAnsiTheme="minorHAnsi" w:cstheme="minorHAnsi"/>
-          <w:sz w:val="22"/>
-          <w:szCs w:val="22"/>
-        </w:rPr>
-        <w:t>Dec.,</w:t>
-      </w:r>
-      <w:proofErr w:type="gramEnd"/>
-      <w:r>
-        <w:rPr>
-          <w:rFonts w:asciiTheme="minorHAnsi" w:hAnsiTheme="minorHAnsi" w:cstheme="minorHAnsi"/>
-          <w:sz w:val="22"/>
-          <w:szCs w:val="22"/>
-        </w:rPr>
-        <w:t xml:space="preserve"> 2025</w:t>
+        <w:t>market for the period Jan., 2025 to Dec., 2025</w:t>
       </w:r>
       <w:r>
         <w:rPr>
@@ -17915,45 +17169,8 @@
           <w:sz w:val="22"/>
           <w:szCs w:val="22"/>
         </w:rPr>
-        <w:t xml:space="preserve">      Up till now there </w:t>
-      </w:r>
-      <w:proofErr w:type="gramStart"/>
-      <w:r>
-        <w:rPr>
-          <w:rFonts w:asciiTheme="minorHAnsi" w:hAnsiTheme="minorHAnsi" w:cstheme="minorHAnsi"/>
-          <w:sz w:val="22"/>
-          <w:szCs w:val="22"/>
-        </w:rPr>
-        <w:t>is</w:t>
-      </w:r>
-      <w:proofErr w:type="gramEnd"/>
-      <w:r>
-        <w:rPr>
-          <w:rFonts w:asciiTheme="minorHAnsi" w:hAnsiTheme="minorHAnsi" w:cstheme="minorHAnsi"/>
-          <w:sz w:val="22"/>
-          <w:szCs w:val="22"/>
-        </w:rPr>
-        <w:t xml:space="preserve"> no batch recall for </w:t>
-      </w:r>
-      <w:proofErr w:type="gramStart"/>
-      <w:r>
-        <w:rPr>
-          <w:rFonts w:asciiTheme="minorHAnsi" w:hAnsiTheme="minorHAnsi" w:cstheme="minorHAnsi"/>
-          <w:sz w:val="22"/>
-          <w:szCs w:val="22"/>
-        </w:rPr>
-        <w:t>product</w:t>
-      </w:r>
-      <w:proofErr w:type="gramEnd"/>
-      <w:r>
-        <w:rPr>
-          <w:rFonts w:asciiTheme="minorHAnsi" w:hAnsiTheme="minorHAnsi" w:cstheme="minorHAnsi"/>
-          <w:sz w:val="22"/>
-          <w:szCs w:val="22"/>
-        </w:rPr>
-        <w:t xml:space="preserve"> during the period </w:t>
-      </w:r>
-      <w:proofErr w:type="gramStart"/>
+        <w:t xml:space="preserve">      Up till now there is no batch recall for product during the period </w:t>
+      </w:r>
       <w:r>
         <w:rPr>
           <w:rFonts w:asciiTheme="minorHAnsi" w:hAnsiTheme="minorHAnsi" w:cstheme="minorHAnsi"/>
@@ -17961,37 +17178,7 @@
           <w:sz w:val="22"/>
           <w:szCs w:val="22"/>
         </w:rPr>
-        <w:t>Jan.,</w:t>
-      </w:r>
-      <w:proofErr w:type="gramEnd"/>
-      <w:r>
-        <w:rPr>
-          <w:rFonts w:asciiTheme="minorHAnsi" w:hAnsiTheme="minorHAnsi" w:cstheme="minorHAnsi"/>
-          <w:bCs/>
-          <w:sz w:val="22"/>
-          <w:szCs w:val="22"/>
-        </w:rPr>
-        <w:t xml:space="preserve"> 2025 to </w:t>
-      </w:r>
-      <w:proofErr w:type="gramStart"/>
-      <w:r>
-        <w:rPr>
-          <w:rFonts w:asciiTheme="minorHAnsi" w:hAnsiTheme="minorHAnsi" w:cstheme="minorHAnsi"/>
-          <w:bCs/>
-          <w:sz w:val="22"/>
-          <w:szCs w:val="22"/>
-        </w:rPr>
-        <w:t>Dec.,</w:t>
-      </w:r>
-      <w:proofErr w:type="gramEnd"/>
-      <w:r>
-        <w:rPr>
-          <w:rFonts w:asciiTheme="minorHAnsi" w:hAnsiTheme="minorHAnsi" w:cstheme="minorHAnsi"/>
-          <w:bCs/>
-          <w:sz w:val="22"/>
-          <w:szCs w:val="22"/>
-        </w:rPr>
-        <w:t xml:space="preserve"> 2025</w:t>
+        <w:t>Jan., 2025 to Dec., 2025</w:t>
       </w:r>
       <w:r>
         <w:rPr>
@@ -18073,7 +17260,6 @@
         </w:rPr>
         <w:t xml:space="preserve">      There is no salvaging of goods for the period of </w:t>
       </w:r>
-      <w:proofErr w:type="gramStart"/>
       <w:r>
         <w:rPr>
           <w:rFonts w:asciiTheme="minorHAnsi" w:hAnsiTheme="minorHAnsi" w:cstheme="minorHAnsi"/>
@@ -18081,37 +17267,7 @@
           <w:sz w:val="22"/>
           <w:szCs w:val="22"/>
         </w:rPr>
-        <w:t>Jan.,</w:t>
-      </w:r>
-      <w:proofErr w:type="gramEnd"/>
-      <w:r>
-        <w:rPr>
-          <w:rFonts w:asciiTheme="minorHAnsi" w:hAnsiTheme="minorHAnsi" w:cstheme="minorHAnsi"/>
-          <w:bCs w:val="0"/>
-          <w:sz w:val="22"/>
-          <w:szCs w:val="22"/>
-        </w:rPr>
-        <w:t xml:space="preserve"> 2025 to </w:t>
-      </w:r>
-      <w:proofErr w:type="gramStart"/>
-      <w:r>
-        <w:rPr>
-          <w:rFonts w:asciiTheme="minorHAnsi" w:hAnsiTheme="minorHAnsi" w:cstheme="minorHAnsi"/>
-          <w:bCs w:val="0"/>
-          <w:sz w:val="22"/>
-          <w:szCs w:val="22"/>
-        </w:rPr>
-        <w:t>Dec.,</w:t>
-      </w:r>
-      <w:proofErr w:type="gramEnd"/>
-      <w:r>
-        <w:rPr>
-          <w:rFonts w:asciiTheme="minorHAnsi" w:hAnsiTheme="minorHAnsi" w:cstheme="minorHAnsi"/>
-          <w:bCs w:val="0"/>
-          <w:sz w:val="22"/>
-          <w:szCs w:val="22"/>
-        </w:rPr>
-        <w:t xml:space="preserve"> 2025</w:t>
+        <w:t>Jan., 2025 to Dec., 2025</w:t>
       </w:r>
       <w:r>
         <w:rPr>
@@ -18697,9 +17853,8 @@
           <w:sz w:val="22"/>
           <w:szCs w:val="22"/>
         </w:rPr>
-        <w:t xml:space="preserve">cturing formula </w:t>
-      </w:r>
-      <w:proofErr w:type="gramStart"/>
+        <w:t>cturing formula since Jan., 2025 till Dec., 2025</w:t>
+      </w:r>
       <w:r>
         <w:rPr>
           <w:rFonts w:asciiTheme="minorHAnsi" w:hAnsiTheme="minorHAnsi" w:cstheme="minorHAnsi"/>
@@ -18708,116 +17863,7 @@
           <w:sz w:val="22"/>
           <w:szCs w:val="22"/>
         </w:rPr>
-        <w:t>since</w:t>
-      </w:r>
-      <w:proofErr w:type="gramEnd"/>
-      <w:r>
-        <w:rPr>
-          <w:rFonts w:asciiTheme="minorHAnsi" w:hAnsiTheme="minorHAnsi" w:cstheme="minorHAnsi"/>
-          <w:bCs/>
-          <w:color w:val="000000"/>
-          <w:sz w:val="22"/>
-          <w:szCs w:val="22"/>
-        </w:rPr>
-        <w:t xml:space="preserve"> </w:t>
-      </w:r>
-      <w:proofErr w:type="gramStart"/>
-      <w:r>
-        <w:rPr>
-          <w:rFonts w:asciiTheme="minorHAnsi" w:hAnsiTheme="minorHAnsi" w:cstheme="minorHAnsi"/>
-          <w:bCs/>
-          <w:color w:val="000000"/>
-          <w:sz w:val="22"/>
-          <w:szCs w:val="22"/>
-        </w:rPr>
-        <w:t>Jan.,</w:t>
-      </w:r>
-      <w:proofErr w:type="gramEnd"/>
-      <w:r>
-        <w:rPr>
-          <w:rFonts w:asciiTheme="minorHAnsi" w:hAnsiTheme="minorHAnsi" w:cstheme="minorHAnsi"/>
-          <w:bCs/>
-          <w:color w:val="000000"/>
-          <w:sz w:val="22"/>
-          <w:szCs w:val="22"/>
-        </w:rPr>
-        <w:t xml:space="preserve"> 2025 till </w:t>
-      </w:r>
-      <w:proofErr w:type="gramStart"/>
-      <w:r>
-        <w:rPr>
-          <w:rFonts w:asciiTheme="minorHAnsi" w:hAnsiTheme="minorHAnsi" w:cstheme="minorHAnsi"/>
-          <w:bCs/>
-          <w:color w:val="000000"/>
-          <w:sz w:val="22"/>
-          <w:szCs w:val="22"/>
-        </w:rPr>
-        <w:t>Dec.,</w:t>
-      </w:r>
-      <w:proofErr w:type="gramEnd"/>
-      <w:r>
-        <w:rPr>
-          <w:rFonts w:asciiTheme="minorHAnsi" w:hAnsiTheme="minorHAnsi" w:cstheme="minorHAnsi"/>
-          <w:bCs/>
-          <w:color w:val="000000"/>
-          <w:sz w:val="22"/>
-          <w:szCs w:val="22"/>
-        </w:rPr>
-        <w:t xml:space="preserve"> 2025</w:t>
-      </w:r>
-      <w:r>
-        <w:rPr>
-          <w:rFonts w:asciiTheme="minorHAnsi" w:hAnsiTheme="minorHAnsi" w:cstheme="minorHAnsi"/>
-          <w:bCs/>
-          <w:color w:val="000000"/>
-          <w:sz w:val="22"/>
-          <w:szCs w:val="22"/>
-        </w:rPr>
-        <w:t xml:space="preserve"> and yearly </w:t>
-      </w:r>
-      <w:proofErr w:type="spellStart"/>
-      <w:r>
-        <w:rPr>
-          <w:rFonts w:asciiTheme="minorHAnsi" w:hAnsiTheme="minorHAnsi" w:cstheme="minorHAnsi"/>
-          <w:bCs/>
-          <w:color w:val="000000"/>
-          <w:sz w:val="22"/>
-          <w:szCs w:val="22"/>
-        </w:rPr>
-        <w:t>APQR</w:t>
-      </w:r>
-      <w:proofErr w:type="spellEnd"/>
-      <w:r>
-        <w:rPr>
-          <w:rFonts w:asciiTheme="minorHAnsi" w:hAnsiTheme="minorHAnsi" w:cstheme="minorHAnsi"/>
-          <w:bCs/>
-          <w:color w:val="000000"/>
-          <w:sz w:val="22"/>
-          <w:szCs w:val="22"/>
-        </w:rPr>
-        <w:t xml:space="preserve"> data shows satisfactory trend throughout the period.  </w:t>
-      </w:r>
-      <w:proofErr w:type="gramStart"/>
-      <w:r>
-        <w:rPr>
-          <w:rFonts w:asciiTheme="minorHAnsi" w:hAnsiTheme="minorHAnsi" w:cstheme="minorHAnsi"/>
-          <w:bCs/>
-          <w:color w:val="000000"/>
-          <w:sz w:val="22"/>
-          <w:szCs w:val="22"/>
-        </w:rPr>
-        <w:t>Also</w:t>
-      </w:r>
-      <w:proofErr w:type="gramEnd"/>
-      <w:r>
-        <w:rPr>
-          <w:rFonts w:asciiTheme="minorHAnsi" w:hAnsiTheme="minorHAnsi" w:cstheme="minorHAnsi"/>
-          <w:bCs/>
-          <w:color w:val="000000"/>
-          <w:sz w:val="22"/>
-          <w:szCs w:val="22"/>
-        </w:rPr>
-        <w:t xml:space="preserve"> the retained samples prove that the product manufactured with the existing formulation is stable</w:t>
+        <w:t xml:space="preserve"> and yearly APQR data shows satisfactory trend throughout the period.  Also the retained samples prove that the product manufactured with the existing formulation is stable</w:t>
       </w:r>
       <w:r>
         <w:rPr>
@@ -18904,47 +17950,7 @@
           <w:sz w:val="22"/>
           <w:szCs w:val="22"/>
         </w:rPr>
-        <w:t xml:space="preserve">The data </w:t>
-      </w:r>
-      <w:proofErr w:type="gramStart"/>
-      <w:r>
-        <w:rPr>
-          <w:rFonts w:asciiTheme="minorHAnsi" w:hAnsiTheme="minorHAnsi" w:cstheme="minorHAnsi"/>
-          <w:color w:val="0C0C0C"/>
-          <w:sz w:val="22"/>
-          <w:szCs w:val="22"/>
-        </w:rPr>
-        <w:t>of</w:t>
-      </w:r>
-      <w:proofErr w:type="gramEnd"/>
-      <w:r>
-        <w:rPr>
-          <w:rFonts w:asciiTheme="minorHAnsi" w:hAnsiTheme="minorHAnsi" w:cstheme="minorHAnsi"/>
-          <w:color w:val="0C0C0C"/>
-          <w:sz w:val="22"/>
-          <w:szCs w:val="22"/>
-        </w:rPr>
-        <w:t xml:space="preserve"> environmental conditions during the manufacturing of all batches were reviewed and recorded in the </w:t>
-      </w:r>
-      <w:proofErr w:type="spellStart"/>
-      <w:r>
-        <w:rPr>
-          <w:rFonts w:asciiTheme="minorHAnsi" w:hAnsiTheme="minorHAnsi" w:cstheme="minorHAnsi"/>
-          <w:color w:val="0C0C0C"/>
-          <w:sz w:val="22"/>
-          <w:szCs w:val="22"/>
-        </w:rPr>
-        <w:t>APQR</w:t>
-      </w:r>
-      <w:proofErr w:type="spellEnd"/>
-      <w:r>
-        <w:rPr>
-          <w:rFonts w:asciiTheme="minorHAnsi" w:hAnsiTheme="minorHAnsi" w:cstheme="minorHAnsi"/>
-          <w:color w:val="0C0C0C"/>
-          <w:sz w:val="22"/>
-          <w:szCs w:val="22"/>
-        </w:rPr>
-        <w:t>. The environmental conditions of the critical areas were properly monitored in the raw material store, mixing unit, filling unit and batch coding unit</w:t>
+        <w:t>The data of environmental conditions during the manufacturing of all batches were reviewed and recorded in the APQR. The environmental conditions of the critical areas were properly monitored in the raw material store, mixing unit, filling unit and batch coding unit</w:t>
       </w:r>
     </w:p>
     <w:p>
@@ -18959,7 +17965,6 @@
           <w:lang w:val="fr-FR"/>
         </w:rPr>
       </w:pPr>
-      <w:proofErr w:type="spellStart"/>
       <w:r>
         <w:rPr>
           <w:rFonts w:asciiTheme="minorHAnsi" w:eastAsiaTheme="minorHAnsi" w:hAnsiTheme="minorHAnsi" w:cstheme="minorHAnsi"/>
@@ -18967,17 +17972,7 @@
           <w:szCs w:val="22"/>
           <w:lang w:val="fr-FR"/>
         </w:rPr>
-        <w:t>Environmental</w:t>
-      </w:r>
-      <w:proofErr w:type="spellEnd"/>
-      <w:r>
-        <w:rPr>
-          <w:rFonts w:asciiTheme="minorHAnsi" w:eastAsiaTheme="minorHAnsi" w:hAnsiTheme="minorHAnsi" w:cstheme="minorHAnsi"/>
-          <w:sz w:val="22"/>
-          <w:szCs w:val="22"/>
-          <w:lang w:val="fr-FR"/>
-        </w:rPr>
-        <w:t xml:space="preserve"> Conditions</w:t>
+        <w:t>Environmental Conditions</w:t>
       </w:r>
     </w:p>
     <w:p>
@@ -19001,7 +17996,6 @@
         </w:rPr>
         <w:t xml:space="preserve">Std Temp. : </w:t>
       </w:r>
-      <w:proofErr w:type="spellStart"/>
       <w:r>
         <w:rPr>
           <w:rFonts w:asciiTheme="minorHAnsi" w:eastAsiaTheme="minorHAnsi" w:hAnsiTheme="minorHAnsi" w:cstheme="minorHAnsi"/>
@@ -19009,17 +18003,7 @@
           <w:szCs w:val="22"/>
           <w:lang w:val="fr-FR"/>
         </w:rPr>
-        <w:t>NMT</w:t>
-      </w:r>
-      <w:proofErr w:type="spellEnd"/>
-      <w:r>
-        <w:rPr>
-          <w:rFonts w:asciiTheme="minorHAnsi" w:eastAsiaTheme="minorHAnsi" w:hAnsiTheme="minorHAnsi" w:cstheme="minorHAnsi"/>
-          <w:sz w:val="22"/>
-          <w:szCs w:val="22"/>
-          <w:lang w:val="fr-FR"/>
-        </w:rPr>
-        <w:t xml:space="preserve"> 30</w:t>
+        <w:t>NMT 30</w:t>
       </w:r>
       <w:r>
         <w:rPr>
@@ -19052,7 +18036,6 @@
         </w:rPr>
         <w:t xml:space="preserve">Relative Humidity: </w:t>
       </w:r>
-      <w:proofErr w:type="spellStart"/>
       <w:r>
         <w:rPr>
           <w:rFonts w:asciiTheme="minorHAnsi" w:eastAsiaTheme="minorHAnsi" w:hAnsiTheme="minorHAnsi" w:cstheme="minorHAnsi"/>
@@ -19060,17 +18043,7 @@
           <w:szCs w:val="22"/>
           <w:lang w:val="en-GB"/>
         </w:rPr>
-        <w:t>NMT</w:t>
-      </w:r>
-      <w:proofErr w:type="spellEnd"/>
-      <w:r>
-        <w:rPr>
-          <w:rFonts w:asciiTheme="minorHAnsi" w:eastAsiaTheme="minorHAnsi" w:hAnsiTheme="minorHAnsi" w:cstheme="minorHAnsi"/>
-          <w:sz w:val="22"/>
-          <w:szCs w:val="22"/>
-          <w:lang w:val="en-GB"/>
-        </w:rPr>
-        <w:t xml:space="preserve"> </w:t>
+        <w:t xml:space="preserve">NMT </w:t>
       </w:r>
       <w:r>
         <w:rPr>
@@ -19166,47 +18139,7 @@
           <w:sz w:val="22"/>
           <w:szCs w:val="22"/>
         </w:rPr>
-        <w:t xml:space="preserve">The critical equipment used during the manufacturing and analysis of the product were identified and overall performance of </w:t>
-      </w:r>
-      <w:proofErr w:type="gramStart"/>
-      <w:r>
-        <w:rPr>
-          <w:rFonts w:asciiTheme="minorHAnsi" w:hAnsiTheme="minorHAnsi" w:cstheme="minorHAnsi"/>
-          <w:color w:val="0C0C0C"/>
-          <w:sz w:val="22"/>
-          <w:szCs w:val="22"/>
-        </w:rPr>
-        <w:t>these equipment</w:t>
-      </w:r>
-      <w:proofErr w:type="gramEnd"/>
-      <w:r>
-        <w:rPr>
-          <w:rFonts w:asciiTheme="minorHAnsi" w:hAnsiTheme="minorHAnsi" w:cstheme="minorHAnsi"/>
-          <w:color w:val="0C0C0C"/>
-          <w:sz w:val="22"/>
-          <w:szCs w:val="22"/>
-        </w:rPr>
-        <w:t xml:space="preserve"> </w:t>
-      </w:r>
-      <w:proofErr w:type="gramStart"/>
-      <w:r>
-        <w:rPr>
-          <w:rFonts w:asciiTheme="minorHAnsi" w:hAnsiTheme="minorHAnsi" w:cstheme="minorHAnsi"/>
-          <w:color w:val="0C0C0C"/>
-          <w:sz w:val="22"/>
-          <w:szCs w:val="22"/>
-        </w:rPr>
-        <w:t>were</w:t>
-      </w:r>
-      <w:proofErr w:type="gramEnd"/>
-      <w:r>
-        <w:rPr>
-          <w:rFonts w:asciiTheme="minorHAnsi" w:hAnsiTheme="minorHAnsi" w:cstheme="minorHAnsi"/>
-          <w:color w:val="0C0C0C"/>
-          <w:sz w:val="22"/>
-          <w:szCs w:val="22"/>
-        </w:rPr>
-        <w:t xml:space="preserve"> evaluated by reviewing the breakdown and preventative maintenance records. </w:t>
+        <w:t xml:space="preserve">The critical equipment used during the manufacturing and analysis of the product were identified and overall performance of these equipment were evaluated by reviewing the breakdown and preventative maintenance records. </w:t>
       </w:r>
     </w:p>
     <w:p>
@@ -19374,27 +18307,7 @@
           <w:sz w:val="22"/>
           <w:szCs w:val="22"/>
         </w:rPr>
-        <w:t xml:space="preserve">The reports </w:t>
-      </w:r>
-      <w:proofErr w:type="gramStart"/>
-      <w:r>
-        <w:rPr>
-          <w:rFonts w:asciiTheme="minorHAnsi" w:hAnsiTheme="minorHAnsi" w:cstheme="minorHAnsi"/>
-          <w:bCs/>
-          <w:sz w:val="22"/>
-          <w:szCs w:val="22"/>
-        </w:rPr>
-        <w:t>of</w:t>
-      </w:r>
-      <w:proofErr w:type="gramEnd"/>
-      <w:r>
-        <w:rPr>
-          <w:rFonts w:asciiTheme="minorHAnsi" w:hAnsiTheme="minorHAnsi" w:cstheme="minorHAnsi"/>
-          <w:bCs/>
-          <w:sz w:val="22"/>
-          <w:szCs w:val="22"/>
-        </w:rPr>
-        <w:t xml:space="preserve"> clinical and therapeutic performance of the products from major health institutions across the nation have proven the product to be safe and efficacious. No adverse reaction has been reported, no </w:t>
+        <w:t xml:space="preserve">The reports of clinical and therapeutic performance of the products from major health institutions across the nation have proven the product to be safe and efficacious. No adverse reaction has been reported, no </w:t>
       </w:r>
       <w:r>
         <w:rPr>
@@ -19512,25 +18425,7 @@
           <w:sz w:val="22"/>
           <w:szCs w:val="22"/>
         </w:rPr>
-        <w:t>The process capability indices (</w:t>
-      </w:r>
-      <w:proofErr w:type="spellStart"/>
-      <w:r>
-        <w:rPr>
-          <w:rFonts w:asciiTheme="minorHAnsi" w:hAnsiTheme="minorHAnsi" w:cstheme="minorHAnsi"/>
-          <w:sz w:val="22"/>
-          <w:szCs w:val="22"/>
-        </w:rPr>
-        <w:t>Cpk</w:t>
-      </w:r>
-      <w:proofErr w:type="spellEnd"/>
-      <w:r>
-        <w:rPr>
-          <w:rFonts w:asciiTheme="minorHAnsi" w:hAnsiTheme="minorHAnsi" w:cstheme="minorHAnsi"/>
-          <w:sz w:val="22"/>
-          <w:szCs w:val="22"/>
-        </w:rPr>
-        <w:t>) were calculated for all critical quality attributes monitored during in-process and finished product testing across the 15 batches manufactured in 2025. The results are interpreted as follows:</w:t>
+        <w:t>The process capability indices (Cpk) were calculated for all critical quality attributes monitored during in-process and finished product testing across the 15 batches manufactured in 2025. The results are interpreted as follows:</w:t>
       </w:r>
     </w:p>
     <w:p>
@@ -19569,25 +18464,7 @@
           <w:sz w:val="22"/>
           <w:szCs w:val="22"/>
         </w:rPr>
-        <w:t xml:space="preserve">The pH of the intermediate product returned a </w:t>
-      </w:r>
-      <w:proofErr w:type="spellStart"/>
-      <w:r>
-        <w:rPr>
-          <w:rFonts w:asciiTheme="minorHAnsi" w:hAnsiTheme="minorHAnsi" w:cstheme="minorHAnsi"/>
-          <w:sz w:val="22"/>
-          <w:szCs w:val="22"/>
-        </w:rPr>
-        <w:t>Cpk</w:t>
-      </w:r>
-      <w:proofErr w:type="spellEnd"/>
-      <w:r>
-        <w:rPr>
-          <w:rFonts w:asciiTheme="minorHAnsi" w:hAnsiTheme="minorHAnsi" w:cstheme="minorHAnsi"/>
-          <w:sz w:val="22"/>
-          <w:szCs w:val="22"/>
-        </w:rPr>
-        <w:t xml:space="preserve"> of </w:t>
+        <w:t xml:space="preserve">The pH of the intermediate product returned a Cpk of </w:t>
       </w:r>
       <w:r>
         <w:rPr>
@@ -19604,61 +18481,7 @@
           <w:sz w:val="22"/>
           <w:szCs w:val="22"/>
         </w:rPr>
-        <w:t xml:space="preserve">, indicating an excellent, well-centred process with substantial margin from specification limits. This reflects consistent </w:t>
-      </w:r>
-      <w:proofErr w:type="spellStart"/>
-      <w:r>
-        <w:rPr>
-          <w:rFonts w:asciiTheme="minorHAnsi" w:hAnsiTheme="minorHAnsi" w:cstheme="minorHAnsi"/>
-          <w:sz w:val="22"/>
-          <w:szCs w:val="22"/>
-        </w:rPr>
-        <w:t>WFI</w:t>
-      </w:r>
-      <w:proofErr w:type="spellEnd"/>
-      <w:r>
-        <w:rPr>
-          <w:rFonts w:asciiTheme="minorHAnsi" w:hAnsiTheme="minorHAnsi" w:cstheme="minorHAnsi"/>
-          <w:sz w:val="22"/>
-          <w:szCs w:val="22"/>
-        </w:rPr>
-        <w:t xml:space="preserve"> quality and reliable pH adjustment during compounding. The </w:t>
-      </w:r>
-      <w:proofErr w:type="spellStart"/>
-      <w:r>
-        <w:rPr>
-          <w:rFonts w:asciiTheme="minorHAnsi" w:hAnsiTheme="minorHAnsi" w:cstheme="minorHAnsi"/>
-          <w:sz w:val="22"/>
-          <w:szCs w:val="22"/>
-        </w:rPr>
-        <w:t>WFI</w:t>
-      </w:r>
-      <w:proofErr w:type="spellEnd"/>
-      <w:r>
-        <w:rPr>
-          <w:rFonts w:asciiTheme="minorHAnsi" w:hAnsiTheme="minorHAnsi" w:cstheme="minorHAnsi"/>
-          <w:sz w:val="22"/>
-          <w:szCs w:val="22"/>
-        </w:rPr>
-        <w:t xml:space="preserve"> rinse water pH similarly returned a </w:t>
-      </w:r>
-      <w:proofErr w:type="spellStart"/>
-      <w:r>
-        <w:rPr>
-          <w:rFonts w:asciiTheme="minorHAnsi" w:hAnsiTheme="minorHAnsi" w:cstheme="minorHAnsi"/>
-          <w:sz w:val="22"/>
-          <w:szCs w:val="22"/>
-        </w:rPr>
-        <w:t>Cpk</w:t>
-      </w:r>
-      <w:proofErr w:type="spellEnd"/>
-      <w:r>
-        <w:rPr>
-          <w:rFonts w:asciiTheme="minorHAnsi" w:hAnsiTheme="minorHAnsi" w:cstheme="minorHAnsi"/>
-          <w:sz w:val="22"/>
-          <w:szCs w:val="22"/>
-        </w:rPr>
-        <w:t xml:space="preserve"> of </w:t>
+        <w:t xml:space="preserve">, indicating an excellent, well-centred process with substantial margin from specification limits. This reflects consistent WFI quality and reliable pH adjustment during compounding. The WFI rinse water pH similarly returned a Cpk of </w:t>
       </w:r>
       <w:r>
         <w:rPr>
@@ -19694,25 +18517,7 @@
           <w:sz w:val="22"/>
           <w:szCs w:val="22"/>
         </w:rPr>
-        <w:t xml:space="preserve">The in-process Dextrose assay, however, returned a </w:t>
-      </w:r>
-      <w:proofErr w:type="spellStart"/>
-      <w:r>
-        <w:rPr>
-          <w:rFonts w:asciiTheme="minorHAnsi" w:hAnsiTheme="minorHAnsi" w:cstheme="minorHAnsi"/>
-          <w:sz w:val="22"/>
-          <w:szCs w:val="22"/>
-        </w:rPr>
-        <w:t>Cpk</w:t>
-      </w:r>
-      <w:proofErr w:type="spellEnd"/>
-      <w:r>
-        <w:rPr>
-          <w:rFonts w:asciiTheme="minorHAnsi" w:hAnsiTheme="minorHAnsi" w:cstheme="minorHAnsi"/>
-          <w:sz w:val="22"/>
-          <w:szCs w:val="22"/>
-        </w:rPr>
-        <w:t xml:space="preserve"> of </w:t>
+        <w:t xml:space="preserve">The in-process Dextrose assay, however, returned a Cpk of </w:t>
       </w:r>
       <w:r>
         <w:rPr>
@@ -19768,25 +18573,7 @@
           <w:sz w:val="22"/>
           <w:szCs w:val="22"/>
         </w:rPr>
-        <w:t xml:space="preserve">The finished product Dextrose assay returned a </w:t>
-      </w:r>
-      <w:proofErr w:type="spellStart"/>
-      <w:r>
-        <w:rPr>
-          <w:rFonts w:asciiTheme="minorHAnsi" w:hAnsiTheme="minorHAnsi" w:cstheme="minorHAnsi"/>
-          <w:sz w:val="22"/>
-          <w:szCs w:val="22"/>
-        </w:rPr>
-        <w:t>Cpk</w:t>
-      </w:r>
-      <w:proofErr w:type="spellEnd"/>
-      <w:r>
-        <w:rPr>
-          <w:rFonts w:asciiTheme="minorHAnsi" w:hAnsiTheme="minorHAnsi" w:cstheme="minorHAnsi"/>
-          <w:sz w:val="22"/>
-          <w:szCs w:val="22"/>
-        </w:rPr>
-        <w:t xml:space="preserve"> of </w:t>
+        <w:t xml:space="preserve">The finished product Dextrose assay returned a Cpk of </w:t>
       </w:r>
       <w:r>
         <w:rPr>
@@ -19822,25 +18609,7 @@
           <w:sz w:val="22"/>
           <w:szCs w:val="22"/>
         </w:rPr>
-        <w:t xml:space="preserve">The finished product pH returned a </w:t>
-      </w:r>
-      <w:proofErr w:type="spellStart"/>
-      <w:r>
-        <w:rPr>
-          <w:rFonts w:asciiTheme="minorHAnsi" w:hAnsiTheme="minorHAnsi" w:cstheme="minorHAnsi"/>
-          <w:sz w:val="22"/>
-          <w:szCs w:val="22"/>
-        </w:rPr>
-        <w:t>Cpk</w:t>
-      </w:r>
-      <w:proofErr w:type="spellEnd"/>
-      <w:r>
-        <w:rPr>
-          <w:rFonts w:asciiTheme="minorHAnsi" w:hAnsiTheme="minorHAnsi" w:cstheme="minorHAnsi"/>
-          <w:sz w:val="22"/>
-          <w:szCs w:val="22"/>
-        </w:rPr>
-        <w:t xml:space="preserve"> of </w:t>
+        <w:t xml:space="preserve">The finished product pH returned a Cpk of </w:t>
       </w:r>
       <w:r>
         <w:rPr>
@@ -19857,25 +18626,7 @@
           <w:sz w:val="22"/>
           <w:szCs w:val="22"/>
         </w:rPr>
-        <w:t xml:space="preserve">, again below the 1.00 threshold. All 15 batches passed the specification limit of 3.20–6.50; however, the statistical spread of results (3.30–3.92), combined with the relatively tight lower end of the distribution, warrants attention. The low </w:t>
-      </w:r>
-      <w:proofErr w:type="spellStart"/>
-      <w:r>
-        <w:rPr>
-          <w:rFonts w:asciiTheme="minorHAnsi" w:hAnsiTheme="minorHAnsi" w:cstheme="minorHAnsi"/>
-          <w:sz w:val="22"/>
-          <w:szCs w:val="22"/>
-        </w:rPr>
-        <w:t>Cpk</w:t>
-      </w:r>
-      <w:proofErr w:type="spellEnd"/>
-      <w:r>
-        <w:rPr>
-          <w:rFonts w:asciiTheme="minorHAnsi" w:hAnsiTheme="minorHAnsi" w:cstheme="minorHAnsi"/>
-          <w:sz w:val="22"/>
-          <w:szCs w:val="22"/>
-        </w:rPr>
-        <w:t xml:space="preserve"> is partly attributable to the very wide specification range producing a mean (3.57) that sits closer to the lower boundary than the centre. A review of pH adjustment steps and the impact of sterilisation on final product pH will be conducted in Q1 2026.</w:t>
+        <w:t>, again below the 1.00 threshold. All 15 batches passed the specification limit of 3.20–6.50; however, the statistical spread of results (3.30–3.92), combined with the relatively tight lower end of the distribution, warrants attention. The low Cpk is partly attributable to the very wide specification range producing a mean (3.57) that sits closer to the lower boundary than the centre. A review of pH adjustment steps and the impact of sterilisation on final product pH will be conducted in Q1 2026.</w:t>
       </w:r>
     </w:p>
     <w:p>
@@ -19895,43 +18646,7 @@
           <w:szCs w:val="22"/>
         </w:rPr>
         <w:lastRenderedPageBreak/>
-        <w:t xml:space="preserve">The </w:t>
-      </w:r>
-      <w:proofErr w:type="spellStart"/>
-      <w:r>
-        <w:rPr>
-          <w:rFonts w:asciiTheme="minorHAnsi" w:hAnsiTheme="minorHAnsi" w:cstheme="minorHAnsi"/>
-          <w:sz w:val="22"/>
-          <w:szCs w:val="22"/>
-        </w:rPr>
-        <w:t>HMF</w:t>
-      </w:r>
-      <w:proofErr w:type="spellEnd"/>
-      <w:r>
-        <w:rPr>
-          <w:rFonts w:asciiTheme="minorHAnsi" w:hAnsiTheme="minorHAnsi" w:cstheme="minorHAnsi"/>
-          <w:sz w:val="22"/>
-          <w:szCs w:val="22"/>
-        </w:rPr>
-        <w:t xml:space="preserve"> content returned an outstanding </w:t>
-      </w:r>
-      <w:proofErr w:type="spellStart"/>
-      <w:r>
-        <w:rPr>
-          <w:rFonts w:asciiTheme="minorHAnsi" w:hAnsiTheme="minorHAnsi" w:cstheme="minorHAnsi"/>
-          <w:sz w:val="22"/>
-          <w:szCs w:val="22"/>
-        </w:rPr>
-        <w:t>Cpk</w:t>
-      </w:r>
-      <w:proofErr w:type="spellEnd"/>
-      <w:r>
-        <w:rPr>
-          <w:rFonts w:asciiTheme="minorHAnsi" w:hAnsiTheme="minorHAnsi" w:cstheme="minorHAnsi"/>
-          <w:sz w:val="22"/>
-          <w:szCs w:val="22"/>
-        </w:rPr>
-        <w:t xml:space="preserve"> of </w:t>
+        <w:t xml:space="preserve">The HMF content returned an outstanding Cpk of </w:t>
       </w:r>
       <w:r>
         <w:rPr>
@@ -19948,25 +18663,7 @@
           <w:sz w:val="22"/>
           <w:szCs w:val="22"/>
         </w:rPr>
-        <w:t xml:space="preserve">, confirming that sterilisation cycle parameters (time, temperature, and F₀ delivery) are well controlled and that thermal degradation of dextrose is minimal and consistently far from the </w:t>
-      </w:r>
-      <w:proofErr w:type="spellStart"/>
-      <w:r>
-        <w:rPr>
-          <w:rFonts w:asciiTheme="minorHAnsi" w:hAnsiTheme="minorHAnsi" w:cstheme="minorHAnsi"/>
-          <w:sz w:val="22"/>
-          <w:szCs w:val="22"/>
-        </w:rPr>
-        <w:t>NMT</w:t>
-      </w:r>
-      <w:proofErr w:type="spellEnd"/>
-      <w:r>
-        <w:rPr>
-          <w:rFonts w:asciiTheme="minorHAnsi" w:hAnsiTheme="minorHAnsi" w:cstheme="minorHAnsi"/>
-          <w:sz w:val="22"/>
-          <w:szCs w:val="22"/>
-        </w:rPr>
-        <w:t xml:space="preserve"> 0.25 limit. This is a strong indicator of autoclave cycle reproducibility.</w:t>
+        <w:t>, confirming that sterilisation cycle parameters (time, temperature, and F₀ delivery) are well controlled and that thermal degradation of dextrose is minimal and consistently far from the NMT 0.25 limit. This is a strong indicator of autoclave cycle reproducibility.</w:t>
       </w:r>
     </w:p>
     <w:p>
@@ -19999,41 +18696,13 @@
           <w:szCs w:val="22"/>
         </w:rPr>
       </w:pPr>
-      <w:proofErr w:type="gramStart"/>
-      <w:r>
-        <w:rPr>
-          <w:rFonts w:asciiTheme="minorHAnsi" w:hAnsiTheme="minorHAnsi" w:cstheme="minorHAnsi"/>
-          <w:sz w:val="22"/>
-          <w:szCs w:val="22"/>
-        </w:rPr>
-        <w:t>With the exception of</w:t>
-      </w:r>
-      <w:proofErr w:type="gramEnd"/>
-      <w:r>
-        <w:rPr>
-          <w:rFonts w:asciiTheme="minorHAnsi" w:hAnsiTheme="minorHAnsi" w:cstheme="minorHAnsi"/>
-          <w:sz w:val="22"/>
-          <w:szCs w:val="22"/>
-        </w:rPr>
-        <w:t xml:space="preserve"> in-process Dextrose assay and finished product pH — both of which will be subject to enhanced monitoring and root cause investigation — all other parameters demonstrate satisfactory to excellent process capability. No out-of-specification results were recorded for any batch during the review period, confirming that the process, while capable of improvement in two areas, remains in a state of control. Corrective actions arising from capability investigations will be tracked under the CAPA system and reviewed at the next </w:t>
-      </w:r>
-      <w:proofErr w:type="spellStart"/>
-      <w:r>
-        <w:rPr>
-          <w:rFonts w:asciiTheme="minorHAnsi" w:hAnsiTheme="minorHAnsi" w:cstheme="minorHAnsi"/>
-          <w:sz w:val="22"/>
-          <w:szCs w:val="22"/>
-        </w:rPr>
-        <w:t>APQR</w:t>
-      </w:r>
-      <w:proofErr w:type="spellEnd"/>
-      <w:r>
-        <w:rPr>
-          <w:rFonts w:asciiTheme="minorHAnsi" w:hAnsiTheme="minorHAnsi" w:cstheme="minorHAnsi"/>
-          <w:sz w:val="22"/>
-          <w:szCs w:val="22"/>
-        </w:rPr>
-        <w:t xml:space="preserve"> cycle.</w:t>
+      <w:r>
+        <w:rPr>
+          <w:rFonts w:asciiTheme="minorHAnsi" w:hAnsiTheme="minorHAnsi" w:cstheme="minorHAnsi"/>
+          <w:sz w:val="22"/>
+          <w:szCs w:val="22"/>
+        </w:rPr>
+        <w:t>With the exception of in-process Dextrose assay and finished product pH — both of which will be subject to enhanced monitoring and root cause investigation — all other parameters demonstrate satisfactory to excellent process capability. No out-of-specification results were recorded for any batch during the review period, confirming that the process, while capable of improvement in two areas, remains in a state of control. Corrective actions arising from capability investigations will be tracked under the CAPA system and reviewed at the next APQR cycle.</w:t>
       </w:r>
     </w:p>
     <w:sectPr>
@@ -20483,71 +19152,7 @@
               <w:rFonts w:eastAsia="Calibri"/>
               <w:lang w:val="fr-FR"/>
             </w:rPr>
-            <w:t xml:space="preserve">Document </w:t>
-          </w:r>
-          <w:proofErr w:type="gramStart"/>
-          <w:r>
-            <w:rPr>
-              <w:rFonts w:eastAsia="Calibri"/>
-              <w:lang w:val="fr-FR"/>
-            </w:rPr>
-            <w:t>Code:</w:t>
-          </w:r>
-          <w:proofErr w:type="gramEnd"/>
-          <w:r>
-            <w:rPr>
-              <w:rFonts w:eastAsia="Calibri"/>
-              <w:lang w:val="fr-FR"/>
-            </w:rPr>
-            <w:t xml:space="preserve"> </w:t>
-          </w:r>
-          <w:proofErr w:type="spellStart"/>
-          <w:r>
-            <w:rPr>
-              <w:rFonts w:eastAsia="Calibri"/>
-              <w:lang w:val="fr-FR"/>
-            </w:rPr>
-            <w:t>BML</w:t>
-          </w:r>
-          <w:proofErr w:type="spellEnd"/>
-          <w:r>
-            <w:rPr>
-              <w:rFonts w:eastAsia="Calibri"/>
-              <w:lang w:val="fr-FR"/>
-            </w:rPr>
-            <w:t>/</w:t>
-          </w:r>
-          <w:proofErr w:type="spellStart"/>
-          <w:r>
-            <w:rPr>
-              <w:rFonts w:eastAsia="Calibri"/>
-              <w:lang w:val="fr-FR"/>
-            </w:rPr>
-            <w:t>QA</w:t>
-          </w:r>
-          <w:proofErr w:type="spellEnd"/>
-          <w:r>
-            <w:rPr>
-              <w:rFonts w:eastAsia="Calibri"/>
-              <w:lang w:val="fr-FR"/>
-            </w:rPr>
-            <w:t>/</w:t>
-          </w:r>
-          <w:proofErr w:type="spellStart"/>
-          <w:r>
-            <w:rPr>
-              <w:rFonts w:eastAsia="Calibri"/>
-              <w:lang w:val="fr-FR"/>
-            </w:rPr>
-            <w:t>APQR</w:t>
-          </w:r>
-          <w:proofErr w:type="spellEnd"/>
-          <w:r>
-            <w:rPr>
-              <w:rFonts w:eastAsia="Calibri"/>
-              <w:lang w:val="fr-FR"/>
-            </w:rPr>
-            <w:t>/002</w:t>
+            <w:t>Document Code: BML/QA/APQR/002</w:t>
           </w:r>
         </w:p>
       </w:tc>
@@ -20981,71 +19586,7 @@
               <w:rFonts w:eastAsia="Calibri"/>
               <w:lang w:val="fr-FR"/>
             </w:rPr>
-            <w:t xml:space="preserve">Document </w:t>
-          </w:r>
-          <w:proofErr w:type="gramStart"/>
-          <w:r>
-            <w:rPr>
-              <w:rFonts w:eastAsia="Calibri"/>
-              <w:lang w:val="fr-FR"/>
-            </w:rPr>
-            <w:t>Code:</w:t>
-          </w:r>
-          <w:proofErr w:type="gramEnd"/>
-          <w:r>
-            <w:rPr>
-              <w:rFonts w:eastAsia="Calibri"/>
-              <w:lang w:val="fr-FR"/>
-            </w:rPr>
-            <w:t xml:space="preserve"> </w:t>
-          </w:r>
-          <w:proofErr w:type="spellStart"/>
-          <w:r>
-            <w:rPr>
-              <w:rFonts w:eastAsia="Calibri"/>
-              <w:lang w:val="fr-FR"/>
-            </w:rPr>
-            <w:t>BML</w:t>
-          </w:r>
-          <w:proofErr w:type="spellEnd"/>
-          <w:r>
-            <w:rPr>
-              <w:rFonts w:eastAsia="Calibri"/>
-              <w:lang w:val="fr-FR"/>
-            </w:rPr>
-            <w:t>/</w:t>
-          </w:r>
-          <w:proofErr w:type="spellStart"/>
-          <w:r>
-            <w:rPr>
-              <w:rFonts w:eastAsia="Calibri"/>
-              <w:lang w:val="fr-FR"/>
-            </w:rPr>
-            <w:t>QA</w:t>
-          </w:r>
-          <w:proofErr w:type="spellEnd"/>
-          <w:r>
-            <w:rPr>
-              <w:rFonts w:eastAsia="Calibri"/>
-              <w:lang w:val="fr-FR"/>
-            </w:rPr>
-            <w:t>/</w:t>
-          </w:r>
-          <w:proofErr w:type="spellStart"/>
-          <w:r>
-            <w:rPr>
-              <w:rFonts w:eastAsia="Calibri"/>
-              <w:lang w:val="fr-FR"/>
-            </w:rPr>
-            <w:t>APQR</w:t>
-          </w:r>
-          <w:proofErr w:type="spellEnd"/>
-          <w:r>
-            <w:rPr>
-              <w:rFonts w:eastAsia="Calibri"/>
-              <w:lang w:val="fr-FR"/>
-            </w:rPr>
-            <w:t>/002</w:t>
+            <w:t>Document Code: BML/QA/APQR/002</w:t>
           </w:r>
         </w:p>
       </w:tc>
